--- a/assets/templates/Templates/095У_справка_шаблон.docx
+++ b/assets/templates/Templates/095У_справка_шаблон.docx
@@ -1,6 +1,6 @@
 
 <file path=word/document.xml><?xml version="1.0" encoding="utf-8"?>
-<w:document xmlns:wpc="http://schemas.microsoft.com/office/word/2010/wordprocessingCanvas" xmlns:mc="http://schemas.openxmlformats.org/markup-compatibility/2006" xmlns:o="urn:schemas-microsoft-com:office:office" xmlns:r="http://schemas.openxmlformats.org/officeDocument/2006/relationships" xmlns:m="http://schemas.openxmlformats.org/officeDocument/2006/math" xmlns:v="urn:schemas-microsoft-com:vml" xmlns:wp14="http://schemas.microsoft.com/office/word/2010/wordprocessingDrawing" xmlns:wp="http://schemas.openxmlformats.org/drawingml/2006/wordprocessingDrawing" xmlns:w10="urn:schemas-microsoft-com:office:word" xmlns:w="http://schemas.openxmlformats.org/wordprocessingml/2006/main" xmlns:w14="http://schemas.microsoft.com/office/word/2010/wordml" xmlns:wpg="http://schemas.microsoft.com/office/word/2010/wordprocessingGroup" xmlns:wpi="http://schemas.microsoft.com/office/word/2010/wordprocessingInk" xmlns:wne="http://schemas.microsoft.com/office/word/2006/wordml" xmlns:wps="http://schemas.microsoft.com/office/word/2010/wordprocessingShape" mc:Ignorable="w14 wp14">
+<w:document xmlns:wpc="http://schemas.microsoft.com/office/word/2010/wordprocessingCanvas" xmlns:cx="http://schemas.microsoft.com/office/drawing/2014/chartex" xmlns:cx1="http://schemas.microsoft.com/office/drawing/2015/9/8/chartex" xmlns:mc="http://schemas.openxmlformats.org/markup-compatibility/2006" xmlns:o="urn:schemas-microsoft-com:office:office" xmlns:r="http://schemas.openxmlformats.org/officeDocument/2006/relationships" xmlns:m="http://schemas.openxmlformats.org/officeDocument/2006/math" xmlns:v="urn:schemas-microsoft-com:vml" xmlns:wp14="http://schemas.microsoft.com/office/word/2010/wordprocessingDrawing" xmlns:wp="http://schemas.openxmlformats.org/drawingml/2006/wordprocessingDrawing" xmlns:w10="urn:schemas-microsoft-com:office:word" xmlns:w="http://schemas.openxmlformats.org/wordprocessingml/2006/main" xmlns:w14="http://schemas.microsoft.com/office/word/2010/wordml" xmlns:w15="http://schemas.microsoft.com/office/word/2012/wordml" xmlns:w16se="http://schemas.microsoft.com/office/word/2015/wordml/symex" xmlns:wpg="http://schemas.microsoft.com/office/word/2010/wordprocessingGroup" xmlns:wpi="http://schemas.microsoft.com/office/word/2010/wordprocessingInk" xmlns:wne="http://schemas.microsoft.com/office/word/2006/wordml" xmlns:wps="http://schemas.microsoft.com/office/word/2010/wordprocessingShape" mc:Ignorable="w14 w15 w16se wp14">
   <w:body>
     <w:p>
       <w:r>
@@ -36,81 +36,182 @@
           </w:tcPr>
           <w:p>
             <w:pPr>
+              <w:shd w:val="clear" w:color="auto" w:fill="FFFFFF"/>
+              <w:spacing w:before="100" w:beforeAutospacing="1" w:after="100" w:afterAutospacing="1"/>
+              <w:contextualSpacing/>
               <w:jc w:val="center"/>
               <w:rPr>
+                <w:bCs/>
                 <w:sz w:val="20"/>
-                <w:szCs w:val="16"/>
+                <w:szCs w:val="20"/>
               </w:rPr>
             </w:pPr>
+            <w:bookmarkStart w:id="0" w:name="_Hlk198130856"/>
             <w:r>
               <w:rPr>
                 <w:sz w:val="20"/>
-                <w:szCs w:val="16"/>
-              </w:rPr>
-              <w:t>ООО "Мед-Авто" 195213, СПб,</w:t>
+                <w:szCs w:val="20"/>
+              </w:rPr>
+              <w:t>Общество с ограниченной ответственностью</w:t>
+            </w:r>
+          </w:p>
+          <w:p>
+            <w:pPr>
+              <w:shd w:val="clear" w:color="auto" w:fill="FFFFFF"/>
+              <w:spacing w:before="100" w:beforeAutospacing="1" w:after="100" w:afterAutospacing="1"/>
+              <w:contextualSpacing/>
+              <w:jc w:val="center"/>
+              <w:rPr>
+                <w:bCs/>
+                <w:sz w:val="20"/>
+                <w:szCs w:val="20"/>
+              </w:rPr>
+            </w:pPr>
+            <w:r>
+              <w:rPr>
+                <w:bCs/>
+                <w:sz w:val="20"/>
+                <w:szCs w:val="20"/>
+              </w:rPr>
+              <w:t>"Мед-Авто" 195213, г. Санкт-Петербург</w:t>
+            </w:r>
+            <w:r>
+              <w:rPr>
+                <w:bCs/>
+                <w:sz w:val="20"/>
+                <w:szCs w:val="20"/>
+              </w:rPr>
+              <w:t>,</w:t>
             </w:r>
           </w:p>
           <w:p>
             <w:pPr>
               <w:jc w:val="center"/>
               <w:rPr>
+                <w:bCs/>
                 <w:sz w:val="20"/>
-                <w:szCs w:val="16"/>
+                <w:szCs w:val="20"/>
               </w:rPr>
             </w:pPr>
             <w:r>
               <w:rPr>
+                <w:bCs/>
                 <w:sz w:val="20"/>
-                <w:szCs w:val="16"/>
-              </w:rPr>
-              <w:t xml:space="preserve">пр. </w:t>
+                <w:szCs w:val="20"/>
+              </w:rPr>
+              <w:t>пр</w:t>
+            </w:r>
+            <w:r>
+              <w:rPr>
+                <w:bCs/>
+                <w:sz w:val="20"/>
+                <w:szCs w:val="20"/>
+              </w:rPr>
+              <w:t>оспект</w:t>
+            </w:r>
+            <w:r>
+              <w:rPr>
+                <w:bCs/>
+                <w:sz w:val="20"/>
+                <w:szCs w:val="20"/>
+              </w:rPr>
+              <w:t xml:space="preserve"> </w:t>
             </w:r>
             <w:proofErr w:type="spellStart"/>
             <w:r>
               <w:rPr>
+                <w:bCs/>
                 <w:sz w:val="20"/>
-                <w:szCs w:val="16"/>
+                <w:szCs w:val="20"/>
               </w:rPr>
               <w:t>Заневский</w:t>
             </w:r>
             <w:proofErr w:type="spellEnd"/>
             <w:r>
               <w:rPr>
+                <w:bCs/>
                 <w:sz w:val="20"/>
-                <w:szCs w:val="16"/>
-              </w:rPr>
-              <w:t xml:space="preserve"> , д.61,корп.2,лит</w:t>
-            </w:r>
-            <w:proofErr w:type="gramStart"/>
-            <w:r>
-              <w:rPr>
+                <w:szCs w:val="20"/>
+              </w:rPr>
+              <w:t xml:space="preserve"> , д. 61, корп.2, </w:t>
+            </w:r>
+            <w:proofErr w:type="spellStart"/>
+            <w:r>
+              <w:rPr>
+                <w:bCs/>
                 <w:sz w:val="20"/>
-                <w:szCs w:val="16"/>
-              </w:rPr>
-              <w:t>.А</w:t>
-            </w:r>
-            <w:proofErr w:type="gramEnd"/>
-            <w:r>
-              <w:rPr>
+                <w:szCs w:val="20"/>
+              </w:rPr>
+              <w:t>лит.А</w:t>
+            </w:r>
+            <w:proofErr w:type="spellEnd"/>
+            <w:r>
+              <w:rPr>
+                <w:bCs/>
                 <w:sz w:val="20"/>
-                <w:szCs w:val="16"/>
-              </w:rPr>
-              <w:t>, тел/факс 8(812)929-40-69 / 8(812)929-40-69</w:t>
-            </w:r>
-            <w:r>
-              <w:rPr>
+                <w:szCs w:val="20"/>
+              </w:rPr>
+              <w:t xml:space="preserve"> ,                      телефон: 8(812)929-40-69 / +7911-132-5557</w:t>
+            </w:r>
+            <w:r>
+              <w:rPr>
+                <w:bCs/>
                 <w:sz w:val="20"/>
-                <w:szCs w:val="16"/>
+                <w:szCs w:val="20"/>
               </w:rPr>
               <w:br/>
-            </w:r>
-            <w:r>
-              <w:rPr>
+              <w:t xml:space="preserve">Электронная почта: </w:t>
+            </w:r>
+            <w:hyperlink r:id="rId4" w:history="1">
+              <w:r>
+                <w:rPr>
+                  <w:rStyle w:val="a3"/>
+                  <w:color w:val="auto"/>
+                  <w:sz w:val="20"/>
+                  <w:szCs w:val="20"/>
+                  <w:u w:val="none"/>
+                </w:rPr>
+                <w:t>med-avto@yandex.ru</w:t>
+              </w:r>
+            </w:hyperlink>
+            <w:r>
+              <w:rPr>
+                <w:rStyle w:val="a3"/>
+                <w:color w:val="auto"/>
                 <w:sz w:val="20"/>
-                <w:szCs w:val="16"/>
-              </w:rPr>
-              <w:br/>
-              <w:t>ОГРН  1097847096830 серия ЛО-41 № 01148 Лиц.№78/00563298 от 22.11.2013</w:t>
+                <w:szCs w:val="20"/>
+                <w:u w:val="none"/>
+              </w:rPr>
+              <w:t xml:space="preserve">   </w:t>
+            </w:r>
+            <w:r>
+              <w:rPr>
+                <w:bCs/>
+                <w:sz w:val="20"/>
+                <w:szCs w:val="20"/>
+              </w:rPr>
+              <w:t>ОГРН  1097847096830 Лиц № ЛО-41-01148-78/00563298 от 22.11.2013 действует бессрочно</w:t>
+            </w:r>
+            <w:bookmarkEnd w:id="0"/>
+          </w:p>
+          <w:p>
+            <w:pPr>
+              <w:autoSpaceDE w:val="0"/>
+              <w:autoSpaceDN w:val="0"/>
+              <w:adjustRightInd w:val="0"/>
+              <w:jc w:val="center"/>
+              <w:rPr>
+                <w:bCs/>
+              </w:rPr>
+            </w:pPr>
+            <w:r>
+              <w:rPr>
+                <w:bCs/>
+              </w:rPr>
+              <w:t xml:space="preserve">ОКПО </w:t>
+            </w:r>
+            <w:r>
+              <w:t>60973915</w:t>
             </w:r>
           </w:p>
           <w:p>
@@ -121,13 +222,6 @@
                 <w:szCs w:val="20"/>
               </w:rPr>
             </w:pPr>
-            <w:r>
-              <w:rPr>
-                <w:sz w:val="20"/>
-                <w:szCs w:val="16"/>
-              </w:rPr>
-              <w:t>действует бессрочно</w:t>
-            </w:r>
           </w:p>
         </w:tc>
       </w:tr>
@@ -139,52 +233,6 @@
       <w:r>
         <w:t xml:space="preserve">  </w:t>
       </w:r>
-    </w:p>
-    <w:p>
-      <w:pPr>
-        <w:jc w:val="right"/>
-        <w:rPr>
-          <w:b/>
-          <w:sz w:val="20"/>
-          <w:szCs w:val="20"/>
-        </w:rPr>
-      </w:pPr>
-      <w:r>
-        <w:rPr>
-          <w:b/>
-          <w:sz w:val="20"/>
-          <w:szCs w:val="20"/>
-        </w:rPr>
-        <w:t>Бланк справки  форма № 095/у</w:t>
-      </w:r>
-    </w:p>
-    <w:p>
-      <w:pPr>
-        <w:jc w:val="right"/>
-        <w:rPr>
-          <w:b/>
-          <w:sz w:val="20"/>
-          <w:szCs w:val="20"/>
-        </w:rPr>
-      </w:pPr>
-      <w:r>
-        <w:rPr>
-          <w:b/>
-          <w:sz w:val="20"/>
-          <w:szCs w:val="20"/>
-        </w:rPr>
-        <w:t>Формат А</w:t>
-      </w:r>
-      <w:proofErr w:type="gramStart"/>
-      <w:r>
-        <w:rPr>
-          <w:b/>
-          <w:sz w:val="20"/>
-          <w:szCs w:val="20"/>
-        </w:rPr>
-        <w:t>4</w:t>
-      </w:r>
-      <w:proofErr w:type="gramEnd"/>
     </w:p>
     <w:p>
       <w:pPr>
@@ -340,21 +388,12 @@
                 <w:color w:val="000000"/>
               </w:rPr>
             </w:pPr>
-            <w:proofErr w:type="gramStart"/>
             <w:r>
               <w:rPr>
                 <w:b/>
                 <w:color w:val="000000"/>
               </w:rPr>
-              <w:t>Утверждена</w:t>
-            </w:r>
-            <w:proofErr w:type="gramEnd"/>
-            <w:r>
-              <w:rPr>
-                <w:b/>
-                <w:color w:val="000000"/>
-              </w:rPr>
-              <w:t xml:space="preserve"> Минздравом СССР</w:t>
+              <w:t>Утверждена Минздравом СССР</w:t>
             </w:r>
           </w:p>
           <w:p>
@@ -430,8 +469,6 @@
             </w:pPr>
           </w:p>
         </w:tc>
-        <w:bookmarkStart w:id="0" w:name="_GoBack"/>
-        <w:bookmarkEnd w:id="0"/>
       </w:tr>
     </w:tbl>
     <w:p>
@@ -518,21 +555,7 @@
         <w:rPr>
           <w:b/>
         </w:rPr>
-        <w:t xml:space="preserve">причинах отсутствия ребенка, посещающего школу, </w:t>
-      </w:r>
-      <w:proofErr w:type="gramStart"/>
-      <w:r>
-        <w:rPr>
-          <w:b/>
-        </w:rPr>
-        <w:t>детское</w:t>
-      </w:r>
-      <w:proofErr w:type="gramEnd"/>
-      <w:r>
-        <w:rPr>
-          <w:b/>
-        </w:rPr>
-        <w:t xml:space="preserve"> дошкольное </w:t>
+        <w:t xml:space="preserve">причинах отсутствия ребенка, посещающего школу, детское дошкольное </w:t>
       </w:r>
     </w:p>
     <w:p>
@@ -614,13 +637,16 @@
     </w:p>
     <w:p>
       <w:r>
-        <w:t>_______________________________________________</w:t>
-      </w:r>
-      <w:r>
-        <w:t>___________</w:t>
-      </w:r>
-      <w:r>
         <w:t>___________________</w:t>
+      </w:r>
+      <w:r>
+        <w:rPr>
+          <w:color w:val="FF0000"/>
+        </w:rPr>
+        <w:t>[Certificate095EducationInstitution]</w:t>
+      </w:r>
+      <w:r>
+        <w:t>______________</w:t>
       </w:r>
     </w:p>
     <w:p>
@@ -683,6 +709,7 @@
       </w:r>
       <w:r>
         <w:rPr>
+          <w:b/>
           <w:u w:val="single"/>
         </w:rPr>
         <w:t>_[</w:t>
@@ -690,6 +717,7 @@
       <w:proofErr w:type="spellStart"/>
       <w:r>
         <w:rPr>
+          <w:b/>
           <w:spacing w:val="-2"/>
           <w:u w:val="single"/>
         </w:rPr>
@@ -698,9 +726,66 @@
       <w:proofErr w:type="spellEnd"/>
       <w:r>
         <w:rPr>
-          <w:u w:val="single"/>
-        </w:rPr>
-        <w:t>]_________________</w:t>
+          <w:b/>
+          <w:u w:val="single"/>
+        </w:rPr>
+        <w:t>]________________________________</w:t>
+      </w:r>
+    </w:p>
+    <w:p/>
+    <w:p>
+      <w:pPr>
+        <w:rPr>
+          <w:u w:val="single"/>
+        </w:rPr>
+      </w:pPr>
+      <w:r>
+        <w:t>Дата рождения (год, месяц, для детей до 1-го года - день)</w:t>
+      </w:r>
+      <w:r>
+        <w:t xml:space="preserve"> </w:t>
+      </w:r>
+      <w:r>
+        <w:rPr>
+          <w:u w:val="single"/>
+        </w:rPr>
+        <w:t>_[</w:t>
+      </w:r>
+      <w:proofErr w:type="spellStart"/>
+      <w:r>
+        <w:rPr>
+          <w:u w:val="single"/>
+          <w:lang w:val="en-US"/>
+        </w:rPr>
+        <w:t>qdfMain</w:t>
+      </w:r>
+      <w:proofErr w:type="spellEnd"/>
+      <w:r>
+        <w:rPr>
+          <w:u w:val="single"/>
+        </w:rPr>
+        <w:t>.</w:t>
+      </w:r>
+      <w:proofErr w:type="spellStart"/>
+      <w:r>
+        <w:rPr>
+          <w:u w:val="single"/>
+          <w:lang w:val="en-US"/>
+        </w:rPr>
+        <w:t>BirthDate</w:t>
+      </w:r>
+      <w:proofErr w:type="spellEnd"/>
+      <w:r>
+        <w:rPr>
+          <w:u w:val="single"/>
+        </w:rPr>
+        <w:t xml:space="preserve">] </w:t>
+      </w:r>
+      <w:r>
+        <w:rPr>
+          <w:u w:val="single"/>
+        </w:rPr>
+        <w:t>__</w:t>
       </w:r>
       <w:r>
         <w:rPr>
@@ -712,110 +797,42 @@
         <w:rPr>
           <w:u w:val="single"/>
         </w:rPr>
-        <w:t>__</w:t>
-      </w:r>
-      <w:r>
-        <w:rPr>
-          <w:u w:val="single"/>
-        </w:rPr>
-        <w:t>_______</w:t>
+        <w:t>______</w:t>
+      </w:r>
+      <w:r>
+        <w:rPr>
+          <w:u w:val="single"/>
+        </w:rPr>
+        <w:t>___</w:t>
       </w:r>
     </w:p>
     <w:p/>
     <w:p>
-      <w:pPr>
-        <w:rPr>
-          <w:u w:val="single"/>
-        </w:rPr>
-      </w:pPr>
-      <w:r>
-        <w:t>Дата рождения (год, месяц, для детей до 1-го года - день)</w:t>
+      <w:r>
+        <w:t>Диагноз заболевания (прочие причины отсутствия) ______</w:t>
+      </w:r>
+      <w:r>
+        <w:t>_______________</w:t>
+      </w:r>
+      <w:r>
+        <w:t>____________</w:t>
       </w:r>
       <w:r>
         <w:t xml:space="preserve"> </w:t>
       </w:r>
-      <w:r>
-        <w:rPr>
-          <w:u w:val="single"/>
-        </w:rPr>
-        <w:t>_[</w:t>
-      </w:r>
-      <w:proofErr w:type="spellStart"/>
-      <w:r>
-        <w:rPr>
-          <w:u w:val="single"/>
-          <w:lang w:val="en-US"/>
-        </w:rPr>
-        <w:t>qdfMain</w:t>
-      </w:r>
-      <w:proofErr w:type="spellEnd"/>
-      <w:r>
-        <w:rPr>
-          <w:u w:val="single"/>
-        </w:rPr>
-        <w:t>.</w:t>
-      </w:r>
-      <w:proofErr w:type="spellStart"/>
-      <w:r>
-        <w:rPr>
-          <w:u w:val="single"/>
-          <w:lang w:val="en-US"/>
-        </w:rPr>
-        <w:t>BirthDate</w:t>
-      </w:r>
-      <w:proofErr w:type="spellEnd"/>
-      <w:r>
-        <w:rPr>
-          <w:u w:val="single"/>
-        </w:rPr>
-        <w:t xml:space="preserve">] </w:t>
-      </w:r>
-      <w:r>
-        <w:rPr>
-          <w:u w:val="single"/>
-        </w:rPr>
-        <w:t>__</w:t>
-      </w:r>
-      <w:r>
-        <w:rPr>
-          <w:u w:val="single"/>
-        </w:rPr>
-        <w:t>______</w:t>
-      </w:r>
-      <w:r>
-        <w:rPr>
-          <w:u w:val="single"/>
-        </w:rPr>
-        <w:t>______</w:t>
-      </w:r>
-      <w:r>
-        <w:rPr>
-          <w:u w:val="single"/>
-        </w:rPr>
-        <w:t>___</w:t>
-      </w:r>
-    </w:p>
-    <w:p/>
-    <w:p>
-      <w:r>
-        <w:t>Диагноз заболевания (прочие причины отсутствия) ______</w:t>
-      </w:r>
-      <w:r>
-        <w:t>_______________</w:t>
-      </w:r>
-      <w:r>
-        <w:t>____________</w:t>
-      </w:r>
-      <w:r>
-        <w:t xml:space="preserve"> </w:t>
-      </w:r>
-    </w:p>
-    <w:p>
-      <w:r>
-        <w:t>_______________________________________________</w:t>
-      </w:r>
-      <w:r>
-        <w:t>___________</w:t>
+    </w:p>
+    <w:p>
+      <w:r>
+        <w:t>_________________</w:t>
+      </w:r>
+      <w:r>
+        <w:rPr>
+          <w:color w:val="FF0000"/>
+        </w:rPr>
+        <w:t>[Certificate095Diagnosis]</w:t>
+      </w:r>
+      <w:r>
+        <w:t>_____</w:t>
       </w:r>
       <w:r>
         <w:t>___________________</w:t>
@@ -867,100 +884,153 @@
     </w:p>
     <w:p/>
     <w:p>
+      <w:r>
+        <w:t>освобожден от занятий, посещений детского дошкольного учреждения</w:t>
+      </w:r>
+    </w:p>
+    <w:p>
+      <w:r>
+        <w:t>_______________________________________________</w:t>
+      </w:r>
+      <w:r>
+        <w:t>___________</w:t>
+      </w:r>
+      <w:r>
+        <w:t>___________________</w:t>
+      </w:r>
+      <w:r>
+        <w:t xml:space="preserve"> </w:t>
+      </w:r>
+    </w:p>
+    <w:p>
+      <w:r>
+        <w:t>_______________________________________________</w:t>
+      </w:r>
+      <w:r>
+        <w:t>___________</w:t>
+      </w:r>
+      <w:r>
+        <w:t>___________________</w:t>
+      </w:r>
+      <w:r>
+        <w:t xml:space="preserve"> </w:t>
+      </w:r>
+    </w:p>
+    <w:p/>
+    <w:p>
+      <w:r>
+        <w:t xml:space="preserve">         с </w:t>
+      </w:r>
+      <w:r>
+        <w:rPr>
+          <w:u w:val="single"/>
+        </w:rPr>
+        <w:t>_</w:t>
+      </w:r>
+      <w:r>
+        <w:rPr>
+          <w:u w:val="single"/>
+        </w:rPr>
+        <w:t>[</w:t>
+      </w:r>
+      <w:proofErr w:type="spellStart"/>
+      <w:r>
+        <w:rPr>
+          <w:u w:val="single"/>
+          <w:lang w:val="en-US"/>
+        </w:rPr>
+        <w:t>VisitDate</w:t>
+      </w:r>
+      <w:proofErr w:type="spellEnd"/>
+      <w:r>
+        <w:rPr>
+          <w:u w:val="single"/>
+        </w:rPr>
+        <w:t xml:space="preserve">] </w:t>
+      </w:r>
+      <w:r>
+        <w:rPr>
+          <w:u w:val="single"/>
+        </w:rPr>
+        <w:t>_____</w:t>
+      </w:r>
+      <w:r>
+        <w:rPr>
+          <w:u w:val="single"/>
+        </w:rPr>
+        <w:t>__</w:t>
+      </w:r>
       <w:proofErr w:type="gramStart"/>
       <w:r>
-        <w:t>освобожден</w:t>
+        <w:rPr>
+          <w:u w:val="single"/>
+        </w:rPr>
+        <w:t>_</w:t>
+      </w:r>
+      <w:r>
+        <w:t xml:space="preserve">  </w:t>
+      </w:r>
+      <w:r>
+        <w:t>по</w:t>
       </w:r>
       <w:proofErr w:type="gramEnd"/>
       <w:r>
-        <w:t xml:space="preserve"> от занятий, посещений детского дошкольного учреждения</w:t>
-      </w:r>
-    </w:p>
-    <w:p>
-      <w:r>
-        <w:t>_______________________________________________</w:t>
-      </w:r>
-      <w:r>
-        <w:t>___________</w:t>
-      </w:r>
-      <w:r>
-        <w:t>___________________</w:t>
-      </w:r>
-      <w:r>
+        <w:t xml:space="preserve"> _</w:t>
+      </w:r>
+      <w:r>
+        <w:rPr>
+          <w:color w:val="FF0000"/>
+        </w:rPr>
+        <w:t xml:space="preserve">[Certificate095SickLeaveEnd] </w:t>
+      </w:r>
+      <w:bookmarkStart w:id="1" w:name="_GoBack"/>
+      <w:bookmarkEnd w:id="1"/>
+      <w:r>
+        <w:rPr>
+          <w:color w:val="FF0000"/>
+        </w:rPr>
         <w:t xml:space="preserve"> </w:t>
       </w:r>
-    </w:p>
-    <w:p>
-      <w:r>
-        <w:t>_______________________________________________</w:t>
-      </w:r>
-      <w:r>
-        <w:t>___________</w:t>
-      </w:r>
-      <w:r>
-        <w:t>___________________</w:t>
+      <w:r>
+        <w:t>___</w:t>
       </w:r>
       <w:r>
         <w:t xml:space="preserve"> </w:t>
       </w:r>
     </w:p>
-    <w:p/>
-    <w:p>
-      <w:r>
-        <w:t xml:space="preserve">         с </w:t>
-      </w:r>
-      <w:r>
-        <w:rPr>
-          <w:u w:val="single"/>
+    <w:p>
+      <w:r>
+        <w:t xml:space="preserve">         с ___</w:t>
+      </w:r>
+      <w:r>
+        <w:rPr>
+          <w:color w:val="FF0000"/>
+        </w:rPr>
+        <w:t>[Certificate095ExtensionStart]</w:t>
+      </w:r>
+      <w:r>
+        <w:rPr>
+          <w:color w:val="FF0000"/>
+        </w:rPr>
+        <w:t xml:space="preserve">________________ </w:t>
+      </w:r>
+      <w:r>
+        <w:t>по ______</w:t>
+      </w:r>
+      <w:r>
+        <w:rPr>
+          <w:color w:val="FF0000"/>
         </w:rPr>
         <w:t>_</w:t>
       </w:r>
       <w:r>
         <w:rPr>
-          <w:u w:val="single"/>
-        </w:rPr>
-        <w:t>[</w:t>
-      </w:r>
-      <w:proofErr w:type="spellStart"/>
-      <w:r>
-        <w:rPr>
-          <w:u w:val="single"/>
-          <w:lang w:val="en-US"/>
-        </w:rPr>
-        <w:t>VisitDate</w:t>
-      </w:r>
-      <w:proofErr w:type="spellEnd"/>
-      <w:r>
-        <w:rPr>
-          <w:u w:val="single"/>
-        </w:rPr>
-        <w:t xml:space="preserve">] </w:t>
-      </w:r>
-      <w:r>
-        <w:rPr>
-          <w:u w:val="single"/>
-        </w:rPr>
-        <w:t>_____</w:t>
-      </w:r>
-      <w:r>
-        <w:rPr>
-          <w:u w:val="single"/>
-        </w:rPr>
-        <w:t>___</w:t>
-      </w:r>
-      <w:r>
-        <w:t xml:space="preserve">  </w:t>
-      </w:r>
-      <w:r>
-        <w:t>по ______________________</w:t>
-      </w:r>
-      <w:r>
-        <w:t xml:space="preserve"> </w:t>
-      </w:r>
-    </w:p>
-    <w:p>
-      <w:r>
-        <w:t xml:space="preserve">         с ___________________ по ______________________</w:t>
+          <w:color w:val="FF0000"/>
+        </w:rPr>
+        <w:t xml:space="preserve">[Certificate095ExtensionEnd] </w:t>
+      </w:r>
+      <w:r>
+        <w:t>_______________</w:t>
       </w:r>
     </w:p>
     <w:p>
@@ -1015,7 +1085,7 @@
 </file>
 
 <file path=word/styles.xml><?xml version="1.0" encoding="utf-8"?>
-<w:styles xmlns:mc="http://schemas.openxmlformats.org/markup-compatibility/2006" xmlns:r="http://schemas.openxmlformats.org/officeDocument/2006/relationships" xmlns:w="http://schemas.openxmlformats.org/wordprocessingml/2006/main" xmlns:w14="http://schemas.microsoft.com/office/word/2010/wordml" mc:Ignorable="w14">
+<w:styles xmlns:mc="http://schemas.openxmlformats.org/markup-compatibility/2006" xmlns:r="http://schemas.openxmlformats.org/officeDocument/2006/relationships" xmlns:w="http://schemas.openxmlformats.org/wordprocessingml/2006/main" xmlns:w14="http://schemas.microsoft.com/office/word/2010/wordml" xmlns:w15="http://schemas.microsoft.com/office/word/2012/wordml" xmlns:w16se="http://schemas.microsoft.com/office/word/2015/wordml/symex" mc:Ignorable="w14 w15 w16se">
   <w:docDefaults>
     <w:rPrDefault>
       <w:rPr>
@@ -1031,144 +1101,378 @@
       </w:pPr>
     </w:pPrDefault>
   </w:docDefaults>
-  <w:latentStyles w:defLockedState="0" w:defUIPriority="99" w:defSemiHidden="1" w:defUnhideWhenUsed="1" w:defQFormat="0" w:count="267">
-    <w:lsdException w:name="Normal" w:semiHidden="0" w:uiPriority="0" w:unhideWhenUsed="0" w:qFormat="1"/>
-    <w:lsdException w:name="heading 1" w:semiHidden="0" w:uiPriority="9" w:unhideWhenUsed="0" w:qFormat="1"/>
-    <w:lsdException w:name="heading 2" w:uiPriority="9" w:qFormat="1"/>
-    <w:lsdException w:name="heading 3" w:uiPriority="9" w:qFormat="1"/>
-    <w:lsdException w:name="heading 4" w:uiPriority="9" w:qFormat="1"/>
-    <w:lsdException w:name="heading 5" w:uiPriority="9" w:qFormat="1"/>
-    <w:lsdException w:name="heading 6" w:uiPriority="9" w:qFormat="1"/>
-    <w:lsdException w:name="heading 7" w:uiPriority="9" w:qFormat="1"/>
-    <w:lsdException w:name="heading 8" w:uiPriority="9" w:qFormat="1"/>
-    <w:lsdException w:name="heading 9" w:uiPriority="9" w:qFormat="1"/>
-    <w:lsdException w:name="toc 1" w:uiPriority="39"/>
-    <w:lsdException w:name="toc 2" w:uiPriority="39"/>
-    <w:lsdException w:name="toc 3" w:uiPriority="39"/>
-    <w:lsdException w:name="toc 4" w:uiPriority="39"/>
-    <w:lsdException w:name="toc 5" w:uiPriority="39"/>
-    <w:lsdException w:name="toc 6" w:uiPriority="39"/>
-    <w:lsdException w:name="toc 7" w:uiPriority="39"/>
-    <w:lsdException w:name="toc 8" w:uiPriority="39"/>
-    <w:lsdException w:name="toc 9" w:uiPriority="39"/>
-    <w:lsdException w:name="caption" w:uiPriority="35" w:qFormat="1"/>
-    <w:lsdException w:name="Title" w:semiHidden="0" w:uiPriority="10" w:unhideWhenUsed="0" w:qFormat="1"/>
-    <w:lsdException w:name="Default Paragraph Font" w:uiPriority="1"/>
-    <w:lsdException w:name="Subtitle" w:semiHidden="0" w:uiPriority="11" w:unhideWhenUsed="0" w:qFormat="1"/>
-    <w:lsdException w:name="Strong" w:semiHidden="0" w:uiPriority="22" w:unhideWhenUsed="0" w:qFormat="1"/>
-    <w:lsdException w:name="Emphasis" w:semiHidden="0" w:uiPriority="20" w:unhideWhenUsed="0" w:qFormat="1"/>
-    <w:lsdException w:name="Table Grid" w:semiHidden="0" w:uiPriority="59" w:unhideWhenUsed="0"/>
-    <w:lsdException w:name="Placeholder Text" w:unhideWhenUsed="0"/>
-    <w:lsdException w:name="No Spacing" w:semiHidden="0" w:uiPriority="1" w:unhideWhenUsed="0" w:qFormat="1"/>
-    <w:lsdException w:name="Light Shading" w:semiHidden="0" w:uiPriority="60" w:unhideWhenUsed="0"/>
-    <w:lsdException w:name="Light List" w:semiHidden="0" w:uiPriority="61" w:unhideWhenUsed="0"/>
-    <w:lsdException w:name="Light Grid" w:semiHidden="0" w:uiPriority="62" w:unhideWhenUsed="0"/>
-    <w:lsdException w:name="Medium Shading 1" w:semiHidden="0" w:uiPriority="63" w:unhideWhenUsed="0"/>
-    <w:lsdException w:name="Medium Shading 2" w:semiHidden="0" w:uiPriority="64" w:unhideWhenUsed="0"/>
-    <w:lsdException w:name="Medium List 1" w:semiHidden="0" w:uiPriority="65" w:unhideWhenUsed="0"/>
-    <w:lsdException w:name="Medium List 2" w:semiHidden="0" w:uiPriority="66" w:unhideWhenUsed="0"/>
-    <w:lsdException w:name="Medium Grid 1" w:semiHidden="0" w:uiPriority="67" w:unhideWhenUsed="0"/>
-    <w:lsdException w:name="Medium Grid 2" w:semiHidden="0" w:uiPriority="68" w:unhideWhenUsed="0"/>
-    <w:lsdException w:name="Medium Grid 3" w:semiHidden="0" w:uiPriority="69" w:unhideWhenUsed="0"/>
-    <w:lsdException w:name="Dark List" w:semiHidden="0" w:uiPriority="70" w:unhideWhenUsed="0"/>
-    <w:lsdException w:name="Colorful Shading" w:semiHidden="0" w:uiPriority="71" w:unhideWhenUsed="0"/>
-    <w:lsdException w:name="Colorful List" w:semiHidden="0" w:uiPriority="72" w:unhideWhenUsed="0"/>
-    <w:lsdException w:name="Colorful Grid" w:semiHidden="0" w:uiPriority="73" w:unhideWhenUsed="0"/>
-    <w:lsdException w:name="Light Shading Accent 1" w:semiHidden="0" w:uiPriority="60" w:unhideWhenUsed="0"/>
-    <w:lsdException w:name="Light List Accent 1" w:semiHidden="0" w:uiPriority="61" w:unhideWhenUsed="0"/>
-    <w:lsdException w:name="Light Grid Accent 1" w:semiHidden="0" w:uiPriority="62" w:unhideWhenUsed="0"/>
-    <w:lsdException w:name="Medium Shading 1 Accent 1" w:semiHidden="0" w:uiPriority="63" w:unhideWhenUsed="0"/>
-    <w:lsdException w:name="Medium Shading 2 Accent 1" w:semiHidden="0" w:uiPriority="64" w:unhideWhenUsed="0"/>
-    <w:lsdException w:name="Medium List 1 Accent 1" w:semiHidden="0" w:uiPriority="65" w:unhideWhenUsed="0"/>
-    <w:lsdException w:name="Revision" w:unhideWhenUsed="0"/>
-    <w:lsdException w:name="List Paragraph" w:semiHidden="0" w:uiPriority="34" w:unhideWhenUsed="0" w:qFormat="1"/>
-    <w:lsdException w:name="Quote" w:semiHidden="0" w:uiPriority="29" w:unhideWhenUsed="0" w:qFormat="1"/>
-    <w:lsdException w:name="Intense Quote" w:semiHidden="0" w:uiPriority="30" w:unhideWhenUsed="0" w:qFormat="1"/>
-    <w:lsdException w:name="Medium List 2 Accent 1" w:semiHidden="0" w:uiPriority="66" w:unhideWhenUsed="0"/>
-    <w:lsdException w:name="Medium Grid 1 Accent 1" w:semiHidden="0" w:uiPriority="67" w:unhideWhenUsed="0"/>
-    <w:lsdException w:name="Medium Grid 2 Accent 1" w:semiHidden="0" w:uiPriority="68" w:unhideWhenUsed="0"/>
-    <w:lsdException w:name="Medium Grid 3 Accent 1" w:semiHidden="0" w:uiPriority="69" w:unhideWhenUsed="0"/>
-    <w:lsdException w:name="Dark List Accent 1" w:semiHidden="0" w:uiPriority="70" w:unhideWhenUsed="0"/>
-    <w:lsdException w:name="Colorful Shading Accent 1" w:semiHidden="0" w:uiPriority="71" w:unhideWhenUsed="0"/>
-    <w:lsdException w:name="Colorful List Accent 1" w:semiHidden="0" w:uiPriority="72" w:unhideWhenUsed="0"/>
-    <w:lsdException w:name="Colorful Grid Accent 1" w:semiHidden="0" w:uiPriority="73" w:unhideWhenUsed="0"/>
-    <w:lsdException w:name="Light Shading Accent 2" w:semiHidden="0" w:uiPriority="60" w:unhideWhenUsed="0"/>
-    <w:lsdException w:name="Light List Accent 2" w:semiHidden="0" w:uiPriority="61" w:unhideWhenUsed="0"/>
-    <w:lsdException w:name="Light Grid Accent 2" w:semiHidden="0" w:uiPriority="62" w:unhideWhenUsed="0"/>
-    <w:lsdException w:name="Medium Shading 1 Accent 2" w:semiHidden="0" w:uiPriority="63" w:unhideWhenUsed="0"/>
-    <w:lsdException w:name="Medium Shading 2 Accent 2" w:semiHidden="0" w:uiPriority="64" w:unhideWhenUsed="0"/>
-    <w:lsdException w:name="Medium List 1 Accent 2" w:semiHidden="0" w:uiPriority="65" w:unhideWhenUsed="0"/>
-    <w:lsdException w:name="Medium List 2 Accent 2" w:semiHidden="0" w:uiPriority="66" w:unhideWhenUsed="0"/>
-    <w:lsdException w:name="Medium Grid 1 Accent 2" w:semiHidden="0" w:uiPriority="67" w:unhideWhenUsed="0"/>
-    <w:lsdException w:name="Medium Grid 2 Accent 2" w:semiHidden="0" w:uiPriority="68" w:unhideWhenUsed="0"/>
-    <w:lsdException w:name="Medium Grid 3 Accent 2" w:semiHidden="0" w:uiPriority="69" w:unhideWhenUsed="0"/>
-    <w:lsdException w:name="Dark List Accent 2" w:semiHidden="0" w:uiPriority="70" w:unhideWhenUsed="0"/>
-    <w:lsdException w:name="Colorful Shading Accent 2" w:semiHidden="0" w:uiPriority="71" w:unhideWhenUsed="0"/>
-    <w:lsdException w:name="Colorful List Accent 2" w:semiHidden="0" w:uiPriority="72" w:unhideWhenUsed="0"/>
-    <w:lsdException w:name="Colorful Grid Accent 2" w:semiHidden="0" w:uiPriority="73" w:unhideWhenUsed="0"/>
-    <w:lsdException w:name="Light Shading Accent 3" w:semiHidden="0" w:uiPriority="60" w:unhideWhenUsed="0"/>
-    <w:lsdException w:name="Light List Accent 3" w:semiHidden="0" w:uiPriority="61" w:unhideWhenUsed="0"/>
-    <w:lsdException w:name="Light Grid Accent 3" w:semiHidden="0" w:uiPriority="62" w:unhideWhenUsed="0"/>
-    <w:lsdException w:name="Medium Shading 1 Accent 3" w:semiHidden="0" w:uiPriority="63" w:unhideWhenUsed="0"/>
-    <w:lsdException w:name="Medium Shading 2 Accent 3" w:semiHidden="0" w:uiPriority="64" w:unhideWhenUsed="0"/>
-    <w:lsdException w:name="Medium List 1 Accent 3" w:semiHidden="0" w:uiPriority="65" w:unhideWhenUsed="0"/>
-    <w:lsdException w:name="Medium List 2 Accent 3" w:semiHidden="0" w:uiPriority="66" w:unhideWhenUsed="0"/>
-    <w:lsdException w:name="Medium Grid 1 Accent 3" w:semiHidden="0" w:uiPriority="67" w:unhideWhenUsed="0"/>
-    <w:lsdException w:name="Medium Grid 2 Accent 3" w:semiHidden="0" w:uiPriority="68" w:unhideWhenUsed="0"/>
-    <w:lsdException w:name="Medium Grid 3 Accent 3" w:semiHidden="0" w:uiPriority="69" w:unhideWhenUsed="0"/>
-    <w:lsdException w:name="Dark List Accent 3" w:semiHidden="0" w:uiPriority="70" w:unhideWhenUsed="0"/>
-    <w:lsdException w:name="Colorful Shading Accent 3" w:semiHidden="0" w:uiPriority="71" w:unhideWhenUsed="0"/>
-    <w:lsdException w:name="Colorful List Accent 3" w:semiHidden="0" w:uiPriority="72" w:unhideWhenUsed="0"/>
-    <w:lsdException w:name="Colorful Grid Accent 3" w:semiHidden="0" w:uiPriority="73" w:unhideWhenUsed="0"/>
-    <w:lsdException w:name="Light Shading Accent 4" w:semiHidden="0" w:uiPriority="60" w:unhideWhenUsed="0"/>
-    <w:lsdException w:name="Light List Accent 4" w:semiHidden="0" w:uiPriority="61" w:unhideWhenUsed="0"/>
-    <w:lsdException w:name="Light Grid Accent 4" w:semiHidden="0" w:uiPriority="62" w:unhideWhenUsed="0"/>
-    <w:lsdException w:name="Medium Shading 1 Accent 4" w:semiHidden="0" w:uiPriority="63" w:unhideWhenUsed="0"/>
-    <w:lsdException w:name="Medium Shading 2 Accent 4" w:semiHidden="0" w:uiPriority="64" w:unhideWhenUsed="0"/>
-    <w:lsdException w:name="Medium List 1 Accent 4" w:semiHidden="0" w:uiPriority="65" w:unhideWhenUsed="0"/>
-    <w:lsdException w:name="Medium List 2 Accent 4" w:semiHidden="0" w:uiPriority="66" w:unhideWhenUsed="0"/>
-    <w:lsdException w:name="Medium Grid 1 Accent 4" w:semiHidden="0" w:uiPriority="67" w:unhideWhenUsed="0"/>
-    <w:lsdException w:name="Medium Grid 2 Accent 4" w:semiHidden="0" w:uiPriority="68" w:unhideWhenUsed="0"/>
-    <w:lsdException w:name="Medium Grid 3 Accent 4" w:semiHidden="0" w:uiPriority="69" w:unhideWhenUsed="0"/>
-    <w:lsdException w:name="Dark List Accent 4" w:semiHidden="0" w:uiPriority="70" w:unhideWhenUsed="0"/>
-    <w:lsdException w:name="Colorful Shading Accent 4" w:semiHidden="0" w:uiPriority="71" w:unhideWhenUsed="0"/>
-    <w:lsdException w:name="Colorful List Accent 4" w:semiHidden="0" w:uiPriority="72" w:unhideWhenUsed="0"/>
-    <w:lsdException w:name="Colorful Grid Accent 4" w:semiHidden="0" w:uiPriority="73" w:unhideWhenUsed="0"/>
-    <w:lsdException w:name="Light Shading Accent 5" w:semiHidden="0" w:uiPriority="60" w:unhideWhenUsed="0"/>
-    <w:lsdException w:name="Light List Accent 5" w:semiHidden="0" w:uiPriority="61" w:unhideWhenUsed="0"/>
-    <w:lsdException w:name="Light Grid Accent 5" w:semiHidden="0" w:uiPriority="62" w:unhideWhenUsed="0"/>
-    <w:lsdException w:name="Medium Shading 1 Accent 5" w:semiHidden="0" w:uiPriority="63" w:unhideWhenUsed="0"/>
-    <w:lsdException w:name="Medium Shading 2 Accent 5" w:semiHidden="0" w:uiPriority="64" w:unhideWhenUsed="0"/>
-    <w:lsdException w:name="Medium List 1 Accent 5" w:semiHidden="0" w:uiPriority="65" w:unhideWhenUsed="0"/>
-    <w:lsdException w:name="Medium List 2 Accent 5" w:semiHidden="0" w:uiPriority="66" w:unhideWhenUsed="0"/>
-    <w:lsdException w:name="Medium Grid 1 Accent 5" w:semiHidden="0" w:uiPriority="67" w:unhideWhenUsed="0"/>
-    <w:lsdException w:name="Medium Grid 2 Accent 5" w:semiHidden="0" w:uiPriority="68" w:unhideWhenUsed="0"/>
-    <w:lsdException w:name="Medium Grid 3 Accent 5" w:semiHidden="0" w:uiPriority="69" w:unhideWhenUsed="0"/>
-    <w:lsdException w:name="Dark List Accent 5" w:semiHidden="0" w:uiPriority="70" w:unhideWhenUsed="0"/>
-    <w:lsdException w:name="Colorful Shading Accent 5" w:semiHidden="0" w:uiPriority="71" w:unhideWhenUsed="0"/>
-    <w:lsdException w:name="Colorful List Accent 5" w:semiHidden="0" w:uiPriority="72" w:unhideWhenUsed="0"/>
-    <w:lsdException w:name="Colorful Grid Accent 5" w:semiHidden="0" w:uiPriority="73" w:unhideWhenUsed="0"/>
-    <w:lsdException w:name="Light Shading Accent 6" w:semiHidden="0" w:uiPriority="60" w:unhideWhenUsed="0"/>
-    <w:lsdException w:name="Light List Accent 6" w:semiHidden="0" w:uiPriority="61" w:unhideWhenUsed="0"/>
-    <w:lsdException w:name="Light Grid Accent 6" w:semiHidden="0" w:uiPriority="62" w:unhideWhenUsed="0"/>
-    <w:lsdException w:name="Medium Shading 1 Accent 6" w:semiHidden="0" w:uiPriority="63" w:unhideWhenUsed="0"/>
-    <w:lsdException w:name="Medium Shading 2 Accent 6" w:semiHidden="0" w:uiPriority="64" w:unhideWhenUsed="0"/>
-    <w:lsdException w:name="Medium List 1 Accent 6" w:semiHidden="0" w:uiPriority="65" w:unhideWhenUsed="0"/>
-    <w:lsdException w:name="Medium List 2 Accent 6" w:semiHidden="0" w:uiPriority="66" w:unhideWhenUsed="0"/>
-    <w:lsdException w:name="Medium Grid 1 Accent 6" w:semiHidden="0" w:uiPriority="67" w:unhideWhenUsed="0"/>
-    <w:lsdException w:name="Medium Grid 2 Accent 6" w:semiHidden="0" w:uiPriority="68" w:unhideWhenUsed="0"/>
-    <w:lsdException w:name="Medium Grid 3 Accent 6" w:semiHidden="0" w:uiPriority="69" w:unhideWhenUsed="0"/>
-    <w:lsdException w:name="Dark List Accent 6" w:semiHidden="0" w:uiPriority="70" w:unhideWhenUsed="0"/>
-    <w:lsdException w:name="Colorful Shading Accent 6" w:semiHidden="0" w:uiPriority="71" w:unhideWhenUsed="0"/>
-    <w:lsdException w:name="Colorful List Accent 6" w:semiHidden="0" w:uiPriority="72" w:unhideWhenUsed="0"/>
-    <w:lsdException w:name="Colorful Grid Accent 6" w:semiHidden="0" w:uiPriority="73" w:unhideWhenUsed="0"/>
-    <w:lsdException w:name="Subtle Emphasis" w:semiHidden="0" w:uiPriority="19" w:unhideWhenUsed="0" w:qFormat="1"/>
-    <w:lsdException w:name="Intense Emphasis" w:semiHidden="0" w:uiPriority="21" w:unhideWhenUsed="0" w:qFormat="1"/>
-    <w:lsdException w:name="Subtle Reference" w:semiHidden="0" w:uiPriority="31" w:unhideWhenUsed="0" w:qFormat="1"/>
-    <w:lsdException w:name="Intense Reference" w:semiHidden="0" w:uiPriority="32" w:unhideWhenUsed="0" w:qFormat="1"/>
-    <w:lsdException w:name="Book Title" w:semiHidden="0" w:uiPriority="33" w:unhideWhenUsed="0" w:qFormat="1"/>
-    <w:lsdException w:name="Bibliography" w:uiPriority="37"/>
-    <w:lsdException w:name="TOC Heading" w:uiPriority="39" w:qFormat="1"/>
+  <w:latentStyles w:defLockedState="0" w:defUIPriority="99" w:defSemiHidden="0" w:defUnhideWhenUsed="0" w:defQFormat="0" w:count="371">
+    <w:lsdException w:name="Normal" w:uiPriority="0" w:qFormat="1"/>
+    <w:lsdException w:name="heading 1" w:uiPriority="9" w:qFormat="1"/>
+    <w:lsdException w:name="heading 2" w:semiHidden="1" w:uiPriority="9" w:unhideWhenUsed="1" w:qFormat="1"/>
+    <w:lsdException w:name="heading 3" w:semiHidden="1" w:uiPriority="9" w:unhideWhenUsed="1" w:qFormat="1"/>
+    <w:lsdException w:name="heading 4" w:semiHidden="1" w:uiPriority="9" w:unhideWhenUsed="1" w:qFormat="1"/>
+    <w:lsdException w:name="heading 5" w:semiHidden="1" w:uiPriority="9" w:unhideWhenUsed="1" w:qFormat="1"/>
+    <w:lsdException w:name="heading 6" w:semiHidden="1" w:uiPriority="9" w:unhideWhenUsed="1" w:qFormat="1"/>
+    <w:lsdException w:name="heading 7" w:semiHidden="1" w:uiPriority="9" w:unhideWhenUsed="1" w:qFormat="1"/>
+    <w:lsdException w:name="heading 8" w:semiHidden="1" w:uiPriority="9" w:unhideWhenUsed="1" w:qFormat="1"/>
+    <w:lsdException w:name="heading 9" w:semiHidden="1" w:uiPriority="9" w:unhideWhenUsed="1" w:qFormat="1"/>
+    <w:lsdException w:name="index 1" w:semiHidden="1" w:unhideWhenUsed="1"/>
+    <w:lsdException w:name="index 2" w:semiHidden="1" w:unhideWhenUsed="1"/>
+    <w:lsdException w:name="index 3" w:semiHidden="1" w:unhideWhenUsed="1"/>
+    <w:lsdException w:name="index 4" w:semiHidden="1" w:unhideWhenUsed="1"/>
+    <w:lsdException w:name="index 5" w:semiHidden="1" w:unhideWhenUsed="1"/>
+    <w:lsdException w:name="index 6" w:semiHidden="1" w:unhideWhenUsed="1"/>
+    <w:lsdException w:name="index 7" w:semiHidden="1" w:unhideWhenUsed="1"/>
+    <w:lsdException w:name="index 8" w:semiHidden="1" w:unhideWhenUsed="1"/>
+    <w:lsdException w:name="index 9" w:semiHidden="1" w:unhideWhenUsed="1"/>
+    <w:lsdException w:name="toc 1" w:semiHidden="1" w:uiPriority="39" w:unhideWhenUsed="1"/>
+    <w:lsdException w:name="toc 2" w:semiHidden="1" w:uiPriority="39" w:unhideWhenUsed="1"/>
+    <w:lsdException w:name="toc 3" w:semiHidden="1" w:uiPriority="39" w:unhideWhenUsed="1"/>
+    <w:lsdException w:name="toc 4" w:semiHidden="1" w:uiPriority="39" w:unhideWhenUsed="1"/>
+    <w:lsdException w:name="toc 5" w:semiHidden="1" w:uiPriority="39" w:unhideWhenUsed="1"/>
+    <w:lsdException w:name="toc 6" w:semiHidden="1" w:uiPriority="39" w:unhideWhenUsed="1"/>
+    <w:lsdException w:name="toc 7" w:semiHidden="1" w:uiPriority="39" w:unhideWhenUsed="1"/>
+    <w:lsdException w:name="toc 8" w:semiHidden="1" w:uiPriority="39" w:unhideWhenUsed="1"/>
+    <w:lsdException w:name="toc 9" w:semiHidden="1" w:uiPriority="39" w:unhideWhenUsed="1"/>
+    <w:lsdException w:name="Normal Indent" w:semiHidden="1" w:unhideWhenUsed="1"/>
+    <w:lsdException w:name="footnote text" w:semiHidden="1" w:unhideWhenUsed="1"/>
+    <w:lsdException w:name="annotation text" w:semiHidden="1" w:unhideWhenUsed="1"/>
+    <w:lsdException w:name="header" w:semiHidden="1" w:unhideWhenUsed="1"/>
+    <w:lsdException w:name="footer" w:semiHidden="1" w:unhideWhenUsed="1"/>
+    <w:lsdException w:name="index heading" w:semiHidden="1" w:unhideWhenUsed="1"/>
+    <w:lsdException w:name="caption" w:semiHidden="1" w:uiPriority="35" w:unhideWhenUsed="1" w:qFormat="1"/>
+    <w:lsdException w:name="table of figures" w:semiHidden="1" w:unhideWhenUsed="1"/>
+    <w:lsdException w:name="envelope address" w:semiHidden="1" w:unhideWhenUsed="1"/>
+    <w:lsdException w:name="envelope return" w:semiHidden="1" w:unhideWhenUsed="1"/>
+    <w:lsdException w:name="footnote reference" w:semiHidden="1" w:unhideWhenUsed="1"/>
+    <w:lsdException w:name="annotation reference" w:semiHidden="1" w:unhideWhenUsed="1"/>
+    <w:lsdException w:name="line number" w:semiHidden="1" w:unhideWhenUsed="1"/>
+    <w:lsdException w:name="page number" w:semiHidden="1" w:unhideWhenUsed="1"/>
+    <w:lsdException w:name="endnote reference" w:semiHidden="1" w:unhideWhenUsed="1"/>
+    <w:lsdException w:name="endnote text" w:semiHidden="1" w:unhideWhenUsed="1"/>
+    <w:lsdException w:name="table of authorities" w:semiHidden="1" w:unhideWhenUsed="1"/>
+    <w:lsdException w:name="macro" w:semiHidden="1" w:unhideWhenUsed="1"/>
+    <w:lsdException w:name="toa heading" w:semiHidden="1" w:unhideWhenUsed="1"/>
+    <w:lsdException w:name="List" w:semiHidden="1" w:unhideWhenUsed="1"/>
+    <w:lsdException w:name="List Bullet" w:semiHidden="1" w:unhideWhenUsed="1"/>
+    <w:lsdException w:name="List Number" w:semiHidden="1" w:unhideWhenUsed="1"/>
+    <w:lsdException w:name="List 2" w:semiHidden="1" w:unhideWhenUsed="1"/>
+    <w:lsdException w:name="List 3" w:semiHidden="1" w:unhideWhenUsed="1"/>
+    <w:lsdException w:name="List 4" w:semiHidden="1" w:unhideWhenUsed="1"/>
+    <w:lsdException w:name="List 5" w:semiHidden="1" w:unhideWhenUsed="1"/>
+    <w:lsdException w:name="List Bullet 2" w:semiHidden="1" w:unhideWhenUsed="1"/>
+    <w:lsdException w:name="List Bullet 3" w:semiHidden="1" w:unhideWhenUsed="1"/>
+    <w:lsdException w:name="List Bullet 4" w:semiHidden="1" w:unhideWhenUsed="1"/>
+    <w:lsdException w:name="List Bullet 5" w:semiHidden="1" w:unhideWhenUsed="1"/>
+    <w:lsdException w:name="List Number 2" w:semiHidden="1" w:unhideWhenUsed="1"/>
+    <w:lsdException w:name="List Number 3" w:semiHidden="1" w:unhideWhenUsed="1"/>
+    <w:lsdException w:name="List Number 4" w:semiHidden="1" w:unhideWhenUsed="1"/>
+    <w:lsdException w:name="List Number 5" w:semiHidden="1" w:unhideWhenUsed="1"/>
+    <w:lsdException w:name="Title" w:uiPriority="10" w:qFormat="1"/>
+    <w:lsdException w:name="Closing" w:semiHidden="1" w:unhideWhenUsed="1"/>
+    <w:lsdException w:name="Signature" w:semiHidden="1" w:unhideWhenUsed="1"/>
+    <w:lsdException w:name="Default Paragraph Font" w:semiHidden="1" w:uiPriority="1" w:unhideWhenUsed="1"/>
+    <w:lsdException w:name="Body Text" w:semiHidden="1" w:unhideWhenUsed="1"/>
+    <w:lsdException w:name="Body Text Indent" w:semiHidden="1" w:unhideWhenUsed="1"/>
+    <w:lsdException w:name="List Continue" w:semiHidden="1" w:unhideWhenUsed="1"/>
+    <w:lsdException w:name="List Continue 2" w:semiHidden="1" w:unhideWhenUsed="1"/>
+    <w:lsdException w:name="List Continue 3" w:semiHidden="1" w:unhideWhenUsed="1"/>
+    <w:lsdException w:name="List Continue 4" w:semiHidden="1" w:unhideWhenUsed="1"/>
+    <w:lsdException w:name="List Continue 5" w:semiHidden="1" w:unhideWhenUsed="1"/>
+    <w:lsdException w:name="Message Header" w:semiHidden="1" w:unhideWhenUsed="1"/>
+    <w:lsdException w:name="Subtitle" w:uiPriority="11" w:qFormat="1"/>
+    <w:lsdException w:name="Salutation" w:semiHidden="1" w:unhideWhenUsed="1"/>
+    <w:lsdException w:name="Date" w:semiHidden="1" w:unhideWhenUsed="1"/>
+    <w:lsdException w:name="Body Text First Indent" w:semiHidden="1" w:unhideWhenUsed="1"/>
+    <w:lsdException w:name="Body Text First Indent 2" w:semiHidden="1" w:unhideWhenUsed="1"/>
+    <w:lsdException w:name="Note Heading" w:semiHidden="1" w:unhideWhenUsed="1"/>
+    <w:lsdException w:name="Body Text 2" w:semiHidden="1" w:unhideWhenUsed="1"/>
+    <w:lsdException w:name="Body Text 3" w:semiHidden="1" w:unhideWhenUsed="1"/>
+    <w:lsdException w:name="Body Text Indent 2" w:semiHidden="1" w:unhideWhenUsed="1"/>
+    <w:lsdException w:name="Body Text Indent 3" w:semiHidden="1" w:unhideWhenUsed="1"/>
+    <w:lsdException w:name="Block Text" w:semiHidden="1" w:unhideWhenUsed="1"/>
+    <w:lsdException w:name="Hyperlink" w:semiHidden="1" w:unhideWhenUsed="1"/>
+    <w:lsdException w:name="FollowedHyperlink" w:semiHidden="1" w:unhideWhenUsed="1"/>
+    <w:lsdException w:name="Strong" w:uiPriority="22" w:qFormat="1"/>
+    <w:lsdException w:name="Emphasis" w:uiPriority="20" w:qFormat="1"/>
+    <w:lsdException w:name="Document Map" w:semiHidden="1" w:unhideWhenUsed="1"/>
+    <w:lsdException w:name="Plain Text" w:semiHidden="1" w:unhideWhenUsed="1"/>
+    <w:lsdException w:name="E-mail Signature" w:semiHidden="1" w:unhideWhenUsed="1"/>
+    <w:lsdException w:name="HTML Top of Form" w:semiHidden="1" w:unhideWhenUsed="1"/>
+    <w:lsdException w:name="HTML Bottom of Form" w:semiHidden="1" w:unhideWhenUsed="1"/>
+    <w:lsdException w:name="Normal (Web)" w:semiHidden="1" w:unhideWhenUsed="1"/>
+    <w:lsdException w:name="HTML Acronym" w:semiHidden="1" w:unhideWhenUsed="1"/>
+    <w:lsdException w:name="HTML Address" w:semiHidden="1" w:unhideWhenUsed="1"/>
+    <w:lsdException w:name="HTML Cite" w:semiHidden="1" w:unhideWhenUsed="1"/>
+    <w:lsdException w:name="HTML Code" w:semiHidden="1" w:unhideWhenUsed="1"/>
+    <w:lsdException w:name="HTML Definition" w:semiHidden="1" w:unhideWhenUsed="1"/>
+    <w:lsdException w:name="HTML Keyboard" w:semiHidden="1" w:unhideWhenUsed="1"/>
+    <w:lsdException w:name="HTML Preformatted" w:semiHidden="1" w:unhideWhenUsed="1"/>
+    <w:lsdException w:name="HTML Sample" w:semiHidden="1" w:unhideWhenUsed="1"/>
+    <w:lsdException w:name="HTML Typewriter" w:semiHidden="1" w:unhideWhenUsed="1"/>
+    <w:lsdException w:name="HTML Variable" w:semiHidden="1" w:unhideWhenUsed="1"/>
+    <w:lsdException w:name="Normal Table" w:semiHidden="1" w:unhideWhenUsed="1"/>
+    <w:lsdException w:name="annotation subject" w:semiHidden="1" w:unhideWhenUsed="1"/>
+    <w:lsdException w:name="No List" w:semiHidden="1" w:unhideWhenUsed="1"/>
+    <w:lsdException w:name="Outline List 1" w:semiHidden="1" w:unhideWhenUsed="1"/>
+    <w:lsdException w:name="Outline List 2" w:semiHidden="1" w:unhideWhenUsed="1"/>
+    <w:lsdException w:name="Outline List 3" w:semiHidden="1" w:unhideWhenUsed="1"/>
+    <w:lsdException w:name="Table Simple 1" w:semiHidden="1" w:unhideWhenUsed="1"/>
+    <w:lsdException w:name="Table Simple 2" w:semiHidden="1" w:unhideWhenUsed="1"/>
+    <w:lsdException w:name="Table Simple 3" w:semiHidden="1" w:unhideWhenUsed="1"/>
+    <w:lsdException w:name="Table Classic 1" w:semiHidden="1" w:unhideWhenUsed="1"/>
+    <w:lsdException w:name="Table Classic 2" w:semiHidden="1" w:unhideWhenUsed="1"/>
+    <w:lsdException w:name="Table Classic 3" w:semiHidden="1" w:unhideWhenUsed="1"/>
+    <w:lsdException w:name="Table Classic 4" w:semiHidden="1" w:unhideWhenUsed="1"/>
+    <w:lsdException w:name="Table Colorful 1" w:semiHidden="1" w:unhideWhenUsed="1"/>
+    <w:lsdException w:name="Table Colorful 2" w:semiHidden="1" w:unhideWhenUsed="1"/>
+    <w:lsdException w:name="Table Colorful 3" w:semiHidden="1" w:unhideWhenUsed="1"/>
+    <w:lsdException w:name="Table Columns 1" w:semiHidden="1" w:unhideWhenUsed="1"/>
+    <w:lsdException w:name="Table Columns 2" w:semiHidden="1" w:unhideWhenUsed="1"/>
+    <w:lsdException w:name="Table Columns 3" w:semiHidden="1" w:unhideWhenUsed="1"/>
+    <w:lsdException w:name="Table Columns 4" w:semiHidden="1" w:unhideWhenUsed="1"/>
+    <w:lsdException w:name="Table Columns 5" w:semiHidden="1" w:unhideWhenUsed="1"/>
+    <w:lsdException w:name="Table Grid 1" w:semiHidden="1" w:unhideWhenUsed="1"/>
+    <w:lsdException w:name="Table Grid 2" w:semiHidden="1" w:unhideWhenUsed="1"/>
+    <w:lsdException w:name="Table Grid 3" w:semiHidden="1" w:unhideWhenUsed="1"/>
+    <w:lsdException w:name="Table Grid 4" w:semiHidden="1" w:unhideWhenUsed="1"/>
+    <w:lsdException w:name="Table Grid 5" w:semiHidden="1" w:unhideWhenUsed="1"/>
+    <w:lsdException w:name="Table Grid 6" w:semiHidden="1" w:unhideWhenUsed="1"/>
+    <w:lsdException w:name="Table Grid 7" w:semiHidden="1" w:unhideWhenUsed="1"/>
+    <w:lsdException w:name="Table Grid 8" w:semiHidden="1" w:unhideWhenUsed="1"/>
+    <w:lsdException w:name="Table List 1" w:semiHidden="1" w:unhideWhenUsed="1"/>
+    <w:lsdException w:name="Table List 2" w:semiHidden="1" w:unhideWhenUsed="1"/>
+    <w:lsdException w:name="Table List 3" w:semiHidden="1" w:unhideWhenUsed="1"/>
+    <w:lsdException w:name="Table List 4" w:semiHidden="1" w:unhideWhenUsed="1"/>
+    <w:lsdException w:name="Table List 5" w:semiHidden="1" w:unhideWhenUsed="1"/>
+    <w:lsdException w:name="Table List 6" w:semiHidden="1" w:unhideWhenUsed="1"/>
+    <w:lsdException w:name="Table List 7" w:semiHidden="1" w:unhideWhenUsed="1"/>
+    <w:lsdException w:name="Table List 8" w:semiHidden="1" w:unhideWhenUsed="1"/>
+    <w:lsdException w:name="Table 3D effects 1" w:semiHidden="1" w:unhideWhenUsed="1"/>
+    <w:lsdException w:name="Table 3D effects 2" w:semiHidden="1" w:unhideWhenUsed="1"/>
+    <w:lsdException w:name="Table 3D effects 3" w:semiHidden="1" w:unhideWhenUsed="1"/>
+    <w:lsdException w:name="Table Contemporary" w:semiHidden="1" w:unhideWhenUsed="1"/>
+    <w:lsdException w:name="Table Elegant" w:semiHidden="1" w:unhideWhenUsed="1"/>
+    <w:lsdException w:name="Table Professional" w:semiHidden="1" w:unhideWhenUsed="1"/>
+    <w:lsdException w:name="Table Subtle 1" w:semiHidden="1" w:unhideWhenUsed="1"/>
+    <w:lsdException w:name="Table Subtle 2" w:semiHidden="1" w:unhideWhenUsed="1"/>
+    <w:lsdException w:name="Table Web 1" w:semiHidden="1" w:unhideWhenUsed="1"/>
+    <w:lsdException w:name="Table Web 2" w:semiHidden="1" w:unhideWhenUsed="1"/>
+    <w:lsdException w:name="Table Web 3" w:semiHidden="1" w:unhideWhenUsed="1"/>
+    <w:lsdException w:name="Balloon Text" w:semiHidden="1" w:unhideWhenUsed="1"/>
+    <w:lsdException w:name="Table Grid" w:uiPriority="59"/>
+    <w:lsdException w:name="Table Theme" w:semiHidden="1" w:unhideWhenUsed="1"/>
+    <w:lsdException w:name="Placeholder Text" w:semiHidden="1"/>
+    <w:lsdException w:name="No Spacing" w:uiPriority="1" w:qFormat="1"/>
+    <w:lsdException w:name="Light Shading" w:uiPriority="60"/>
+    <w:lsdException w:name="Light List" w:uiPriority="61"/>
+    <w:lsdException w:name="Light Grid" w:uiPriority="62"/>
+    <w:lsdException w:name="Medium Shading 1" w:uiPriority="63"/>
+    <w:lsdException w:name="Medium Shading 2" w:uiPriority="64"/>
+    <w:lsdException w:name="Medium List 1" w:uiPriority="65"/>
+    <w:lsdException w:name="Medium List 2" w:uiPriority="66"/>
+    <w:lsdException w:name="Medium Grid 1" w:uiPriority="67"/>
+    <w:lsdException w:name="Medium Grid 2" w:uiPriority="68"/>
+    <w:lsdException w:name="Medium Grid 3" w:uiPriority="69"/>
+    <w:lsdException w:name="Dark List" w:uiPriority="70"/>
+    <w:lsdException w:name="Colorful Shading" w:uiPriority="71"/>
+    <w:lsdException w:name="Colorful List" w:uiPriority="72"/>
+    <w:lsdException w:name="Colorful Grid" w:uiPriority="73"/>
+    <w:lsdException w:name="Light Shading Accent 1" w:uiPriority="60"/>
+    <w:lsdException w:name="Light List Accent 1" w:uiPriority="61"/>
+    <w:lsdException w:name="Light Grid Accent 1" w:uiPriority="62"/>
+    <w:lsdException w:name="Medium Shading 1 Accent 1" w:uiPriority="63"/>
+    <w:lsdException w:name="Medium Shading 2 Accent 1" w:uiPriority="64"/>
+    <w:lsdException w:name="Medium List 1 Accent 1" w:uiPriority="65"/>
+    <w:lsdException w:name="Revision" w:semiHidden="1"/>
+    <w:lsdException w:name="List Paragraph" w:uiPriority="34" w:qFormat="1"/>
+    <w:lsdException w:name="Quote" w:uiPriority="29" w:qFormat="1"/>
+    <w:lsdException w:name="Intense Quote" w:uiPriority="30" w:qFormat="1"/>
+    <w:lsdException w:name="Medium List 2 Accent 1" w:uiPriority="66"/>
+    <w:lsdException w:name="Medium Grid 1 Accent 1" w:uiPriority="67"/>
+    <w:lsdException w:name="Medium Grid 2 Accent 1" w:uiPriority="68"/>
+    <w:lsdException w:name="Medium Grid 3 Accent 1" w:uiPriority="69"/>
+    <w:lsdException w:name="Dark List Accent 1" w:uiPriority="70"/>
+    <w:lsdException w:name="Colorful Shading Accent 1" w:uiPriority="71"/>
+    <w:lsdException w:name="Colorful List Accent 1" w:uiPriority="72"/>
+    <w:lsdException w:name="Colorful Grid Accent 1" w:uiPriority="73"/>
+    <w:lsdException w:name="Light Shading Accent 2" w:uiPriority="60"/>
+    <w:lsdException w:name="Light List Accent 2" w:uiPriority="61"/>
+    <w:lsdException w:name="Light Grid Accent 2" w:uiPriority="62"/>
+    <w:lsdException w:name="Medium Shading 1 Accent 2" w:uiPriority="63"/>
+    <w:lsdException w:name="Medium Shading 2 Accent 2" w:uiPriority="64"/>
+    <w:lsdException w:name="Medium List 1 Accent 2" w:uiPriority="65"/>
+    <w:lsdException w:name="Medium List 2 Accent 2" w:uiPriority="66"/>
+    <w:lsdException w:name="Medium Grid 1 Accent 2" w:uiPriority="67"/>
+    <w:lsdException w:name="Medium Grid 2 Accent 2" w:uiPriority="68"/>
+    <w:lsdException w:name="Medium Grid 3 Accent 2" w:uiPriority="69"/>
+    <w:lsdException w:name="Dark List Accent 2" w:uiPriority="70"/>
+    <w:lsdException w:name="Colorful Shading Accent 2" w:uiPriority="71"/>
+    <w:lsdException w:name="Colorful List Accent 2" w:uiPriority="72"/>
+    <w:lsdException w:name="Colorful Grid Accent 2" w:uiPriority="73"/>
+    <w:lsdException w:name="Light Shading Accent 3" w:uiPriority="60"/>
+    <w:lsdException w:name="Light List Accent 3" w:uiPriority="61"/>
+    <w:lsdException w:name="Light Grid Accent 3" w:uiPriority="62"/>
+    <w:lsdException w:name="Medium Shading 1 Accent 3" w:uiPriority="63"/>
+    <w:lsdException w:name="Medium Shading 2 Accent 3" w:uiPriority="64"/>
+    <w:lsdException w:name="Medium List 1 Accent 3" w:uiPriority="65"/>
+    <w:lsdException w:name="Medium List 2 Accent 3" w:uiPriority="66"/>
+    <w:lsdException w:name="Medium Grid 1 Accent 3" w:uiPriority="67"/>
+    <w:lsdException w:name="Medium Grid 2 Accent 3" w:uiPriority="68"/>
+    <w:lsdException w:name="Medium Grid 3 Accent 3" w:uiPriority="69"/>
+    <w:lsdException w:name="Dark List Accent 3" w:uiPriority="70"/>
+    <w:lsdException w:name="Colorful Shading Accent 3" w:uiPriority="71"/>
+    <w:lsdException w:name="Colorful List Accent 3" w:uiPriority="72"/>
+    <w:lsdException w:name="Colorful Grid Accent 3" w:uiPriority="73"/>
+    <w:lsdException w:name="Light Shading Accent 4" w:uiPriority="60"/>
+    <w:lsdException w:name="Light List Accent 4" w:uiPriority="61"/>
+    <w:lsdException w:name="Light Grid Accent 4" w:uiPriority="62"/>
+    <w:lsdException w:name="Medium Shading 1 Accent 4" w:uiPriority="63"/>
+    <w:lsdException w:name="Medium Shading 2 Accent 4" w:uiPriority="64"/>
+    <w:lsdException w:name="Medium List 1 Accent 4" w:uiPriority="65"/>
+    <w:lsdException w:name="Medium List 2 Accent 4" w:uiPriority="66"/>
+    <w:lsdException w:name="Medium Grid 1 Accent 4" w:uiPriority="67"/>
+    <w:lsdException w:name="Medium Grid 2 Accent 4" w:uiPriority="68"/>
+    <w:lsdException w:name="Medium Grid 3 Accent 4" w:uiPriority="69"/>
+    <w:lsdException w:name="Dark List Accent 4" w:uiPriority="70"/>
+    <w:lsdException w:name="Colorful Shading Accent 4" w:uiPriority="71"/>
+    <w:lsdException w:name="Colorful List Accent 4" w:uiPriority="72"/>
+    <w:lsdException w:name="Colorful Grid Accent 4" w:uiPriority="73"/>
+    <w:lsdException w:name="Light Shading Accent 5" w:uiPriority="60"/>
+    <w:lsdException w:name="Light List Accent 5" w:uiPriority="61"/>
+    <w:lsdException w:name="Light Grid Accent 5" w:uiPriority="62"/>
+    <w:lsdException w:name="Medium Shading 1 Accent 5" w:uiPriority="63"/>
+    <w:lsdException w:name="Medium Shading 2 Accent 5" w:uiPriority="64"/>
+    <w:lsdException w:name="Medium List 1 Accent 5" w:uiPriority="65"/>
+    <w:lsdException w:name="Medium List 2 Accent 5" w:uiPriority="66"/>
+    <w:lsdException w:name="Medium Grid 1 Accent 5" w:uiPriority="67"/>
+    <w:lsdException w:name="Medium Grid 2 Accent 5" w:uiPriority="68"/>
+    <w:lsdException w:name="Medium Grid 3 Accent 5" w:uiPriority="69"/>
+    <w:lsdException w:name="Dark List Accent 5" w:uiPriority="70"/>
+    <w:lsdException w:name="Colorful Shading Accent 5" w:uiPriority="71"/>
+    <w:lsdException w:name="Colorful List Accent 5" w:uiPriority="72"/>
+    <w:lsdException w:name="Colorful Grid Accent 5" w:uiPriority="73"/>
+    <w:lsdException w:name="Light Shading Accent 6" w:uiPriority="60"/>
+    <w:lsdException w:name="Light List Accent 6" w:uiPriority="61"/>
+    <w:lsdException w:name="Light Grid Accent 6" w:uiPriority="62"/>
+    <w:lsdException w:name="Medium Shading 1 Accent 6" w:uiPriority="63"/>
+    <w:lsdException w:name="Medium Shading 2 Accent 6" w:uiPriority="64"/>
+    <w:lsdException w:name="Medium List 1 Accent 6" w:uiPriority="65"/>
+    <w:lsdException w:name="Medium List 2 Accent 6" w:uiPriority="66"/>
+    <w:lsdException w:name="Medium Grid 1 Accent 6" w:uiPriority="67"/>
+    <w:lsdException w:name="Medium Grid 2 Accent 6" w:uiPriority="68"/>
+    <w:lsdException w:name="Medium Grid 3 Accent 6" w:uiPriority="69"/>
+    <w:lsdException w:name="Dark List Accent 6" w:uiPriority="70"/>
+    <w:lsdException w:name="Colorful Shading Accent 6" w:uiPriority="71"/>
+    <w:lsdException w:name="Colorful List Accent 6" w:uiPriority="72"/>
+    <w:lsdException w:name="Colorful Grid Accent 6" w:uiPriority="73"/>
+    <w:lsdException w:name="Subtle Emphasis" w:uiPriority="19" w:qFormat="1"/>
+    <w:lsdException w:name="Intense Emphasis" w:uiPriority="21" w:qFormat="1"/>
+    <w:lsdException w:name="Subtle Reference" w:uiPriority="31" w:qFormat="1"/>
+    <w:lsdException w:name="Intense Reference" w:uiPriority="32" w:qFormat="1"/>
+    <w:lsdException w:name="Book Title" w:uiPriority="33" w:qFormat="1"/>
+    <w:lsdException w:name="Bibliography" w:semiHidden="1" w:uiPriority="37" w:unhideWhenUsed="1"/>
+    <w:lsdException w:name="TOC Heading" w:semiHidden="1" w:uiPriority="39" w:unhideWhenUsed="1" w:qFormat="1"/>
+    <w:lsdException w:name="Plain Table 1" w:uiPriority="41"/>
+    <w:lsdException w:name="Plain Table 2" w:uiPriority="42"/>
+    <w:lsdException w:name="Plain Table 3" w:uiPriority="43"/>
+    <w:lsdException w:name="Plain Table 4" w:uiPriority="44"/>
+    <w:lsdException w:name="Plain Table 5" w:uiPriority="45"/>
+    <w:lsdException w:name="Grid Table Light" w:uiPriority="40"/>
+    <w:lsdException w:name="Grid Table 1 Light" w:uiPriority="46"/>
+    <w:lsdException w:name="Grid Table 2" w:uiPriority="47"/>
+    <w:lsdException w:name="Grid Table 3" w:uiPriority="48"/>
+    <w:lsdException w:name="Grid Table 4" w:uiPriority="49"/>
+    <w:lsdException w:name="Grid Table 5 Dark" w:uiPriority="50"/>
+    <w:lsdException w:name="Grid Table 6 Colorful" w:uiPriority="51"/>
+    <w:lsdException w:name="Grid Table 7 Colorful" w:uiPriority="52"/>
+    <w:lsdException w:name="Grid Table 1 Light Accent 1" w:uiPriority="46"/>
+    <w:lsdException w:name="Grid Table 2 Accent 1" w:uiPriority="47"/>
+    <w:lsdException w:name="Grid Table 3 Accent 1" w:uiPriority="48"/>
+    <w:lsdException w:name="Grid Table 4 Accent 1" w:uiPriority="49"/>
+    <w:lsdException w:name="Grid Table 5 Dark Accent 1" w:uiPriority="50"/>
+    <w:lsdException w:name="Grid Table 6 Colorful Accent 1" w:uiPriority="51"/>
+    <w:lsdException w:name="Grid Table 7 Colorful Accent 1" w:uiPriority="52"/>
+    <w:lsdException w:name="Grid Table 1 Light Accent 2" w:uiPriority="46"/>
+    <w:lsdException w:name="Grid Table 2 Accent 2" w:uiPriority="47"/>
+    <w:lsdException w:name="Grid Table 3 Accent 2" w:uiPriority="48"/>
+    <w:lsdException w:name="Grid Table 4 Accent 2" w:uiPriority="49"/>
+    <w:lsdException w:name="Grid Table 5 Dark Accent 2" w:uiPriority="50"/>
+    <w:lsdException w:name="Grid Table 6 Colorful Accent 2" w:uiPriority="51"/>
+    <w:lsdException w:name="Grid Table 7 Colorful Accent 2" w:uiPriority="52"/>
+    <w:lsdException w:name="Grid Table 1 Light Accent 3" w:uiPriority="46"/>
+    <w:lsdException w:name="Grid Table 2 Accent 3" w:uiPriority="47"/>
+    <w:lsdException w:name="Grid Table 3 Accent 3" w:uiPriority="48"/>
+    <w:lsdException w:name="Grid Table 4 Accent 3" w:uiPriority="49"/>
+    <w:lsdException w:name="Grid Table 5 Dark Accent 3" w:uiPriority="50"/>
+    <w:lsdException w:name="Grid Table 6 Colorful Accent 3" w:uiPriority="51"/>
+    <w:lsdException w:name="Grid Table 7 Colorful Accent 3" w:uiPriority="52"/>
+    <w:lsdException w:name="Grid Table 1 Light Accent 4" w:uiPriority="46"/>
+    <w:lsdException w:name="Grid Table 2 Accent 4" w:uiPriority="47"/>
+    <w:lsdException w:name="Grid Table 3 Accent 4" w:uiPriority="48"/>
+    <w:lsdException w:name="Grid Table 4 Accent 4" w:uiPriority="49"/>
+    <w:lsdException w:name="Grid Table 5 Dark Accent 4" w:uiPriority="50"/>
+    <w:lsdException w:name="Grid Table 6 Colorful Accent 4" w:uiPriority="51"/>
+    <w:lsdException w:name="Grid Table 7 Colorful Accent 4" w:uiPriority="52"/>
+    <w:lsdException w:name="Grid Table 1 Light Accent 5" w:uiPriority="46"/>
+    <w:lsdException w:name="Grid Table 2 Accent 5" w:uiPriority="47"/>
+    <w:lsdException w:name="Grid Table 3 Accent 5" w:uiPriority="48"/>
+    <w:lsdException w:name="Grid Table 4 Accent 5" w:uiPriority="49"/>
+    <w:lsdException w:name="Grid Table 5 Dark Accent 5" w:uiPriority="50"/>
+    <w:lsdException w:name="Grid Table 6 Colorful Accent 5" w:uiPriority="51"/>
+    <w:lsdException w:name="Grid Table 7 Colorful Accent 5" w:uiPriority="52"/>
+    <w:lsdException w:name="Grid Table 1 Light Accent 6" w:uiPriority="46"/>
+    <w:lsdException w:name="Grid Table 2 Accent 6" w:uiPriority="47"/>
+    <w:lsdException w:name="Grid Table 3 Accent 6" w:uiPriority="48"/>
+    <w:lsdException w:name="Grid Table 4 Accent 6" w:uiPriority="49"/>
+    <w:lsdException w:name="Grid Table 5 Dark Accent 6" w:uiPriority="50"/>
+    <w:lsdException w:name="Grid Table 6 Colorful Accent 6" w:uiPriority="51"/>
+    <w:lsdException w:name="Grid Table 7 Colorful Accent 6" w:uiPriority="52"/>
+    <w:lsdException w:name="List Table 1 Light" w:uiPriority="46"/>
+    <w:lsdException w:name="List Table 2" w:uiPriority="47"/>
+    <w:lsdException w:name="List Table 3" w:uiPriority="48"/>
+    <w:lsdException w:name="List Table 4" w:uiPriority="49"/>
+    <w:lsdException w:name="List Table 5 Dark" w:uiPriority="50"/>
+    <w:lsdException w:name="List Table 6 Colorful" w:uiPriority="51"/>
+    <w:lsdException w:name="List Table 7 Colorful" w:uiPriority="52"/>
+    <w:lsdException w:name="List Table 1 Light Accent 1" w:uiPriority="46"/>
+    <w:lsdException w:name="List Table 2 Accent 1" w:uiPriority="47"/>
+    <w:lsdException w:name="List Table 3 Accent 1" w:uiPriority="48"/>
+    <w:lsdException w:name="List Table 4 Accent 1" w:uiPriority="49"/>
+    <w:lsdException w:name="List Table 5 Dark Accent 1" w:uiPriority="50"/>
+    <w:lsdException w:name="List Table 6 Colorful Accent 1" w:uiPriority="51"/>
+    <w:lsdException w:name="List Table 7 Colorful Accent 1" w:uiPriority="52"/>
+    <w:lsdException w:name="List Table 1 Light Accent 2" w:uiPriority="46"/>
+    <w:lsdException w:name="List Table 2 Accent 2" w:uiPriority="47"/>
+    <w:lsdException w:name="List Table 3 Accent 2" w:uiPriority="48"/>
+    <w:lsdException w:name="List Table 4 Accent 2" w:uiPriority="49"/>
+    <w:lsdException w:name="List Table 5 Dark Accent 2" w:uiPriority="50"/>
+    <w:lsdException w:name="List Table 6 Colorful Accent 2" w:uiPriority="51"/>
+    <w:lsdException w:name="List Table 7 Colorful Accent 2" w:uiPriority="52"/>
+    <w:lsdException w:name="List Table 1 Light Accent 3" w:uiPriority="46"/>
+    <w:lsdException w:name="List Table 2 Accent 3" w:uiPriority="47"/>
+    <w:lsdException w:name="List Table 3 Accent 3" w:uiPriority="48"/>
+    <w:lsdException w:name="List Table 4 Accent 3" w:uiPriority="49"/>
+    <w:lsdException w:name="List Table 5 Dark Accent 3" w:uiPriority="50"/>
+    <w:lsdException w:name="List Table 6 Colorful Accent 3" w:uiPriority="51"/>
+    <w:lsdException w:name="List Table 7 Colorful Accent 3" w:uiPriority="52"/>
+    <w:lsdException w:name="List Table 1 Light Accent 4" w:uiPriority="46"/>
+    <w:lsdException w:name="List Table 2 Accent 4" w:uiPriority="47"/>
+    <w:lsdException w:name="List Table 3 Accent 4" w:uiPriority="48"/>
+    <w:lsdException w:name="List Table 4 Accent 4" w:uiPriority="49"/>
+    <w:lsdException w:name="List Table 5 Dark Accent 4" w:uiPriority="50"/>
+    <w:lsdException w:name="List Table 6 Colorful Accent 4" w:uiPriority="51"/>
+    <w:lsdException w:name="List Table 7 Colorful Accent 4" w:uiPriority="52"/>
+    <w:lsdException w:name="List Table 1 Light Accent 5" w:uiPriority="46"/>
+    <w:lsdException w:name="List Table 2 Accent 5" w:uiPriority="47"/>
+    <w:lsdException w:name="List Table 3 Accent 5" w:uiPriority="48"/>
+    <w:lsdException w:name="List Table 4 Accent 5" w:uiPriority="49"/>
+    <w:lsdException w:name="List Table 5 Dark Accent 5" w:uiPriority="50"/>
+    <w:lsdException w:name="List Table 6 Colorful Accent 5" w:uiPriority="51"/>
+    <w:lsdException w:name="List Table 7 Colorful Accent 5" w:uiPriority="52"/>
+    <w:lsdException w:name="List Table 1 Light Accent 6" w:uiPriority="46"/>
+    <w:lsdException w:name="List Table 2 Accent 6" w:uiPriority="47"/>
+    <w:lsdException w:name="List Table 3 Accent 6" w:uiPriority="48"/>
+    <w:lsdException w:name="List Table 4 Accent 6" w:uiPriority="49"/>
+    <w:lsdException w:name="List Table 5 Dark Accent 6" w:uiPriority="50"/>
+    <w:lsdException w:name="List Table 6 Colorful Accent 6" w:uiPriority="51"/>
+    <w:lsdException w:name="List Table 7 Colorful Accent 6" w:uiPriority="52"/>
   </w:latentStyles>
   <w:style w:type="paragraph" w:default="1" w:styleId="a">
     <w:name w:val="Normal"/>
@@ -1211,205 +1515,16 @@
     <w:semiHidden/>
     <w:unhideWhenUsed/>
   </w:style>
-</w:styles>
-</file>
-
-<file path=word/stylesWithEffects.xml><?xml version="1.0" encoding="utf-8"?>
-<w:styles xmlns:wpc="http://schemas.microsoft.com/office/word/2010/wordprocessingCanvas" xmlns:mc="http://schemas.openxmlformats.org/markup-compatibility/2006" xmlns:o="urn:schemas-microsoft-com:office:office" xmlns:r="http://schemas.openxmlformats.org/officeDocument/2006/relationships" xmlns:m="http://schemas.openxmlformats.org/officeDocument/2006/math" xmlns:v="urn:schemas-microsoft-com:vml" xmlns:wp14="http://schemas.microsoft.com/office/word/2010/wordprocessingDrawing" xmlns:wp="http://schemas.openxmlformats.org/drawingml/2006/wordprocessingDrawing" xmlns:w10="urn:schemas-microsoft-com:office:word" xmlns:w="http://schemas.openxmlformats.org/wordprocessingml/2006/main" xmlns:w14="http://schemas.microsoft.com/office/word/2010/wordml" xmlns:wpg="http://schemas.microsoft.com/office/word/2010/wordprocessingGroup" xmlns:wpi="http://schemas.microsoft.com/office/word/2010/wordprocessingInk" xmlns:wne="http://schemas.microsoft.com/office/word/2006/wordml" xmlns:wps="http://schemas.microsoft.com/office/word/2010/wordprocessingShape" mc:Ignorable="w14 wp14">
-  <w:docDefaults>
-    <w:rPrDefault>
-      <w:rPr>
-        <w:rFonts w:asciiTheme="minorHAnsi" w:eastAsiaTheme="minorHAnsi" w:hAnsiTheme="minorHAnsi" w:cstheme="minorBidi"/>
-        <w:sz w:val="22"/>
-        <w:szCs w:val="22"/>
-        <w:lang w:val="ru-RU" w:eastAsia="en-US" w:bidi="ar-SA"/>
-      </w:rPr>
-    </w:rPrDefault>
-    <w:pPrDefault>
-      <w:pPr>
-        <w:spacing w:after="200" w:line="276" w:lineRule="auto"/>
-      </w:pPr>
-    </w:pPrDefault>
-  </w:docDefaults>
-  <w:latentStyles w:defLockedState="0" w:defUIPriority="99" w:defSemiHidden="1" w:defUnhideWhenUsed="1" w:defQFormat="0" w:count="267">
-    <w:lsdException w:name="Normal" w:semiHidden="0" w:uiPriority="0" w:unhideWhenUsed="0" w:qFormat="1"/>
-    <w:lsdException w:name="heading 1" w:semiHidden="0" w:uiPriority="9" w:unhideWhenUsed="0" w:qFormat="1"/>
-    <w:lsdException w:name="heading 2" w:uiPriority="9" w:qFormat="1"/>
-    <w:lsdException w:name="heading 3" w:uiPriority="9" w:qFormat="1"/>
-    <w:lsdException w:name="heading 4" w:uiPriority="9" w:qFormat="1"/>
-    <w:lsdException w:name="heading 5" w:uiPriority="9" w:qFormat="1"/>
-    <w:lsdException w:name="heading 6" w:uiPriority="9" w:qFormat="1"/>
-    <w:lsdException w:name="heading 7" w:uiPriority="9" w:qFormat="1"/>
-    <w:lsdException w:name="heading 8" w:uiPriority="9" w:qFormat="1"/>
-    <w:lsdException w:name="heading 9" w:uiPriority="9" w:qFormat="1"/>
-    <w:lsdException w:name="toc 1" w:uiPriority="39"/>
-    <w:lsdException w:name="toc 2" w:uiPriority="39"/>
-    <w:lsdException w:name="toc 3" w:uiPriority="39"/>
-    <w:lsdException w:name="toc 4" w:uiPriority="39"/>
-    <w:lsdException w:name="toc 5" w:uiPriority="39"/>
-    <w:lsdException w:name="toc 6" w:uiPriority="39"/>
-    <w:lsdException w:name="toc 7" w:uiPriority="39"/>
-    <w:lsdException w:name="toc 8" w:uiPriority="39"/>
-    <w:lsdException w:name="toc 9" w:uiPriority="39"/>
-    <w:lsdException w:name="caption" w:uiPriority="35" w:qFormat="1"/>
-    <w:lsdException w:name="Title" w:semiHidden="0" w:uiPriority="10" w:unhideWhenUsed="0" w:qFormat="1"/>
-    <w:lsdException w:name="Default Paragraph Font" w:uiPriority="1"/>
-    <w:lsdException w:name="Subtitle" w:semiHidden="0" w:uiPriority="11" w:unhideWhenUsed="0" w:qFormat="1"/>
-    <w:lsdException w:name="Strong" w:semiHidden="0" w:uiPriority="22" w:unhideWhenUsed="0" w:qFormat="1"/>
-    <w:lsdException w:name="Emphasis" w:semiHidden="0" w:uiPriority="20" w:unhideWhenUsed="0" w:qFormat="1"/>
-    <w:lsdException w:name="Table Grid" w:semiHidden="0" w:uiPriority="59" w:unhideWhenUsed="0"/>
-    <w:lsdException w:name="Placeholder Text" w:unhideWhenUsed="0"/>
-    <w:lsdException w:name="No Spacing" w:semiHidden="0" w:uiPriority="1" w:unhideWhenUsed="0" w:qFormat="1"/>
-    <w:lsdException w:name="Light Shading" w:semiHidden="0" w:uiPriority="60" w:unhideWhenUsed="0"/>
-    <w:lsdException w:name="Light List" w:semiHidden="0" w:uiPriority="61" w:unhideWhenUsed="0"/>
-    <w:lsdException w:name="Light Grid" w:semiHidden="0" w:uiPriority="62" w:unhideWhenUsed="0"/>
-    <w:lsdException w:name="Medium Shading 1" w:semiHidden="0" w:uiPriority="63" w:unhideWhenUsed="0"/>
-    <w:lsdException w:name="Medium Shading 2" w:semiHidden="0" w:uiPriority="64" w:unhideWhenUsed="0"/>
-    <w:lsdException w:name="Medium List 1" w:semiHidden="0" w:uiPriority="65" w:unhideWhenUsed="0"/>
-    <w:lsdException w:name="Medium List 2" w:semiHidden="0" w:uiPriority="66" w:unhideWhenUsed="0"/>
-    <w:lsdException w:name="Medium Grid 1" w:semiHidden="0" w:uiPriority="67" w:unhideWhenUsed="0"/>
-    <w:lsdException w:name="Medium Grid 2" w:semiHidden="0" w:uiPriority="68" w:unhideWhenUsed="0"/>
-    <w:lsdException w:name="Medium Grid 3" w:semiHidden="0" w:uiPriority="69" w:unhideWhenUsed="0"/>
-    <w:lsdException w:name="Dark List" w:semiHidden="0" w:uiPriority="70" w:unhideWhenUsed="0"/>
-    <w:lsdException w:name="Colorful Shading" w:semiHidden="0" w:uiPriority="71" w:unhideWhenUsed="0"/>
-    <w:lsdException w:name="Colorful List" w:semiHidden="0" w:uiPriority="72" w:unhideWhenUsed="0"/>
-    <w:lsdException w:name="Colorful Grid" w:semiHidden="0" w:uiPriority="73" w:unhideWhenUsed="0"/>
-    <w:lsdException w:name="Light Shading Accent 1" w:semiHidden="0" w:uiPriority="60" w:unhideWhenUsed="0"/>
-    <w:lsdException w:name="Light List Accent 1" w:semiHidden="0" w:uiPriority="61" w:unhideWhenUsed="0"/>
-    <w:lsdException w:name="Light Grid Accent 1" w:semiHidden="0" w:uiPriority="62" w:unhideWhenUsed="0"/>
-    <w:lsdException w:name="Medium Shading 1 Accent 1" w:semiHidden="0" w:uiPriority="63" w:unhideWhenUsed="0"/>
-    <w:lsdException w:name="Medium Shading 2 Accent 1" w:semiHidden="0" w:uiPriority="64" w:unhideWhenUsed="0"/>
-    <w:lsdException w:name="Medium List 1 Accent 1" w:semiHidden="0" w:uiPriority="65" w:unhideWhenUsed="0"/>
-    <w:lsdException w:name="Revision" w:unhideWhenUsed="0"/>
-    <w:lsdException w:name="List Paragraph" w:semiHidden="0" w:uiPriority="34" w:unhideWhenUsed="0" w:qFormat="1"/>
-    <w:lsdException w:name="Quote" w:semiHidden="0" w:uiPriority="29" w:unhideWhenUsed="0" w:qFormat="1"/>
-    <w:lsdException w:name="Intense Quote" w:semiHidden="0" w:uiPriority="30" w:unhideWhenUsed="0" w:qFormat="1"/>
-    <w:lsdException w:name="Medium List 2 Accent 1" w:semiHidden="0" w:uiPriority="66" w:unhideWhenUsed="0"/>
-    <w:lsdException w:name="Medium Grid 1 Accent 1" w:semiHidden="0" w:uiPriority="67" w:unhideWhenUsed="0"/>
-    <w:lsdException w:name="Medium Grid 2 Accent 1" w:semiHidden="0" w:uiPriority="68" w:unhideWhenUsed="0"/>
-    <w:lsdException w:name="Medium Grid 3 Accent 1" w:semiHidden="0" w:uiPriority="69" w:unhideWhenUsed="0"/>
-    <w:lsdException w:name="Dark List Accent 1" w:semiHidden="0" w:uiPriority="70" w:unhideWhenUsed="0"/>
-    <w:lsdException w:name="Colorful Shading Accent 1" w:semiHidden="0" w:uiPriority="71" w:unhideWhenUsed="0"/>
-    <w:lsdException w:name="Colorful List Accent 1" w:semiHidden="0" w:uiPriority="72" w:unhideWhenUsed="0"/>
-    <w:lsdException w:name="Colorful Grid Accent 1" w:semiHidden="0" w:uiPriority="73" w:unhideWhenUsed="0"/>
-    <w:lsdException w:name="Light Shading Accent 2" w:semiHidden="0" w:uiPriority="60" w:unhideWhenUsed="0"/>
-    <w:lsdException w:name="Light List Accent 2" w:semiHidden="0" w:uiPriority="61" w:unhideWhenUsed="0"/>
-    <w:lsdException w:name="Light Grid Accent 2" w:semiHidden="0" w:uiPriority="62" w:unhideWhenUsed="0"/>
-    <w:lsdException w:name="Medium Shading 1 Accent 2" w:semiHidden="0" w:uiPriority="63" w:unhideWhenUsed="0"/>
-    <w:lsdException w:name="Medium Shading 2 Accent 2" w:semiHidden="0" w:uiPriority="64" w:unhideWhenUsed="0"/>
-    <w:lsdException w:name="Medium List 1 Accent 2" w:semiHidden="0" w:uiPriority="65" w:unhideWhenUsed="0"/>
-    <w:lsdException w:name="Medium List 2 Accent 2" w:semiHidden="0" w:uiPriority="66" w:unhideWhenUsed="0"/>
-    <w:lsdException w:name="Medium Grid 1 Accent 2" w:semiHidden="0" w:uiPriority="67" w:unhideWhenUsed="0"/>
-    <w:lsdException w:name="Medium Grid 2 Accent 2" w:semiHidden="0" w:uiPriority="68" w:unhideWhenUsed="0"/>
-    <w:lsdException w:name="Medium Grid 3 Accent 2" w:semiHidden="0" w:uiPriority="69" w:unhideWhenUsed="0"/>
-    <w:lsdException w:name="Dark List Accent 2" w:semiHidden="0" w:uiPriority="70" w:unhideWhenUsed="0"/>
-    <w:lsdException w:name="Colorful Shading Accent 2" w:semiHidden="0" w:uiPriority="71" w:unhideWhenUsed="0"/>
-    <w:lsdException w:name="Colorful List Accent 2" w:semiHidden="0" w:uiPriority="72" w:unhideWhenUsed="0"/>
-    <w:lsdException w:name="Colorful Grid Accent 2" w:semiHidden="0" w:uiPriority="73" w:unhideWhenUsed="0"/>
-    <w:lsdException w:name="Light Shading Accent 3" w:semiHidden="0" w:uiPriority="60" w:unhideWhenUsed="0"/>
-    <w:lsdException w:name="Light List Accent 3" w:semiHidden="0" w:uiPriority="61" w:unhideWhenUsed="0"/>
-    <w:lsdException w:name="Light Grid Accent 3" w:semiHidden="0" w:uiPriority="62" w:unhideWhenUsed="0"/>
-    <w:lsdException w:name="Medium Shading 1 Accent 3" w:semiHidden="0" w:uiPriority="63" w:unhideWhenUsed="0"/>
-    <w:lsdException w:name="Medium Shading 2 Accent 3" w:semiHidden="0" w:uiPriority="64" w:unhideWhenUsed="0"/>
-    <w:lsdException w:name="Medium List 1 Accent 3" w:semiHidden="0" w:uiPriority="65" w:unhideWhenUsed="0"/>
-    <w:lsdException w:name="Medium List 2 Accent 3" w:semiHidden="0" w:uiPriority="66" w:unhideWhenUsed="0"/>
-    <w:lsdException w:name="Medium Grid 1 Accent 3" w:semiHidden="0" w:uiPriority="67" w:unhideWhenUsed="0"/>
-    <w:lsdException w:name="Medium Grid 2 Accent 3" w:semiHidden="0" w:uiPriority="68" w:unhideWhenUsed="0"/>
-    <w:lsdException w:name="Medium Grid 3 Accent 3" w:semiHidden="0" w:uiPriority="69" w:unhideWhenUsed="0"/>
-    <w:lsdException w:name="Dark List Accent 3" w:semiHidden="0" w:uiPriority="70" w:unhideWhenUsed="0"/>
-    <w:lsdException w:name="Colorful Shading Accent 3" w:semiHidden="0" w:uiPriority="71" w:unhideWhenUsed="0"/>
-    <w:lsdException w:name="Colorful List Accent 3" w:semiHidden="0" w:uiPriority="72" w:unhideWhenUsed="0"/>
-    <w:lsdException w:name="Colorful Grid Accent 3" w:semiHidden="0" w:uiPriority="73" w:unhideWhenUsed="0"/>
-    <w:lsdException w:name="Light Shading Accent 4" w:semiHidden="0" w:uiPriority="60" w:unhideWhenUsed="0"/>
-    <w:lsdException w:name="Light List Accent 4" w:semiHidden="0" w:uiPriority="61" w:unhideWhenUsed="0"/>
-    <w:lsdException w:name="Light Grid Accent 4" w:semiHidden="0" w:uiPriority="62" w:unhideWhenUsed="0"/>
-    <w:lsdException w:name="Medium Shading 1 Accent 4" w:semiHidden="0" w:uiPriority="63" w:unhideWhenUsed="0"/>
-    <w:lsdException w:name="Medium Shading 2 Accent 4" w:semiHidden="0" w:uiPriority="64" w:unhideWhenUsed="0"/>
-    <w:lsdException w:name="Medium List 1 Accent 4" w:semiHidden="0" w:uiPriority="65" w:unhideWhenUsed="0"/>
-    <w:lsdException w:name="Medium List 2 Accent 4" w:semiHidden="0" w:uiPriority="66" w:unhideWhenUsed="0"/>
-    <w:lsdException w:name="Medium Grid 1 Accent 4" w:semiHidden="0" w:uiPriority="67" w:unhideWhenUsed="0"/>
-    <w:lsdException w:name="Medium Grid 2 Accent 4" w:semiHidden="0" w:uiPriority="68" w:unhideWhenUsed="0"/>
-    <w:lsdException w:name="Medium Grid 3 Accent 4" w:semiHidden="0" w:uiPriority="69" w:unhideWhenUsed="0"/>
-    <w:lsdException w:name="Dark List Accent 4" w:semiHidden="0" w:uiPriority="70" w:unhideWhenUsed="0"/>
-    <w:lsdException w:name="Colorful Shading Accent 4" w:semiHidden="0" w:uiPriority="71" w:unhideWhenUsed="0"/>
-    <w:lsdException w:name="Colorful List Accent 4" w:semiHidden="0" w:uiPriority="72" w:unhideWhenUsed="0"/>
-    <w:lsdException w:name="Colorful Grid Accent 4" w:semiHidden="0" w:uiPriority="73" w:unhideWhenUsed="0"/>
-    <w:lsdException w:name="Light Shading Accent 5" w:semiHidden="0" w:uiPriority="60" w:unhideWhenUsed="0"/>
-    <w:lsdException w:name="Light List Accent 5" w:semiHidden="0" w:uiPriority="61" w:unhideWhenUsed="0"/>
-    <w:lsdException w:name="Light Grid Accent 5" w:semiHidden="0" w:uiPriority="62" w:unhideWhenUsed="0"/>
-    <w:lsdException w:name="Medium Shading 1 Accent 5" w:semiHidden="0" w:uiPriority="63" w:unhideWhenUsed="0"/>
-    <w:lsdException w:name="Medium Shading 2 Accent 5" w:semiHidden="0" w:uiPriority="64" w:unhideWhenUsed="0"/>
-    <w:lsdException w:name="Medium List 1 Accent 5" w:semiHidden="0" w:uiPriority="65" w:unhideWhenUsed="0"/>
-    <w:lsdException w:name="Medium List 2 Accent 5" w:semiHidden="0" w:uiPriority="66" w:unhideWhenUsed="0"/>
-    <w:lsdException w:name="Medium Grid 1 Accent 5" w:semiHidden="0" w:uiPriority="67" w:unhideWhenUsed="0"/>
-    <w:lsdException w:name="Medium Grid 2 Accent 5" w:semiHidden="0" w:uiPriority="68" w:unhideWhenUsed="0"/>
-    <w:lsdException w:name="Medium Grid 3 Accent 5" w:semiHidden="0" w:uiPriority="69" w:unhideWhenUsed="0"/>
-    <w:lsdException w:name="Dark List Accent 5" w:semiHidden="0" w:uiPriority="70" w:unhideWhenUsed="0"/>
-    <w:lsdException w:name="Colorful Shading Accent 5" w:semiHidden="0" w:uiPriority="71" w:unhideWhenUsed="0"/>
-    <w:lsdException w:name="Colorful List Accent 5" w:semiHidden="0" w:uiPriority="72" w:unhideWhenUsed="0"/>
-    <w:lsdException w:name="Colorful Grid Accent 5" w:semiHidden="0" w:uiPriority="73" w:unhideWhenUsed="0"/>
-    <w:lsdException w:name="Light Shading Accent 6" w:semiHidden="0" w:uiPriority="60" w:unhideWhenUsed="0"/>
-    <w:lsdException w:name="Light List Accent 6" w:semiHidden="0" w:uiPriority="61" w:unhideWhenUsed="0"/>
-    <w:lsdException w:name="Light Grid Accent 6" w:semiHidden="0" w:uiPriority="62" w:unhideWhenUsed="0"/>
-    <w:lsdException w:name="Medium Shading 1 Accent 6" w:semiHidden="0" w:uiPriority="63" w:unhideWhenUsed="0"/>
-    <w:lsdException w:name="Medium Shading 2 Accent 6" w:semiHidden="0" w:uiPriority="64" w:unhideWhenUsed="0"/>
-    <w:lsdException w:name="Medium List 1 Accent 6" w:semiHidden="0" w:uiPriority="65" w:unhideWhenUsed="0"/>
-    <w:lsdException w:name="Medium List 2 Accent 6" w:semiHidden="0" w:uiPriority="66" w:unhideWhenUsed="0"/>
-    <w:lsdException w:name="Medium Grid 1 Accent 6" w:semiHidden="0" w:uiPriority="67" w:unhideWhenUsed="0"/>
-    <w:lsdException w:name="Medium Grid 2 Accent 6" w:semiHidden="0" w:uiPriority="68" w:unhideWhenUsed="0"/>
-    <w:lsdException w:name="Medium Grid 3 Accent 6" w:semiHidden="0" w:uiPriority="69" w:unhideWhenUsed="0"/>
-    <w:lsdException w:name="Dark List Accent 6" w:semiHidden="0" w:uiPriority="70" w:unhideWhenUsed="0"/>
-    <w:lsdException w:name="Colorful Shading Accent 6" w:semiHidden="0" w:uiPriority="71" w:unhideWhenUsed="0"/>
-    <w:lsdException w:name="Colorful List Accent 6" w:semiHidden="0" w:uiPriority="72" w:unhideWhenUsed="0"/>
-    <w:lsdException w:name="Colorful Grid Accent 6" w:semiHidden="0" w:uiPriority="73" w:unhideWhenUsed="0"/>
-    <w:lsdException w:name="Subtle Emphasis" w:semiHidden="0" w:uiPriority="19" w:unhideWhenUsed="0" w:qFormat="1"/>
-    <w:lsdException w:name="Intense Emphasis" w:semiHidden="0" w:uiPriority="21" w:unhideWhenUsed="0" w:qFormat="1"/>
-    <w:lsdException w:name="Subtle Reference" w:semiHidden="0" w:uiPriority="31" w:unhideWhenUsed="0" w:qFormat="1"/>
-    <w:lsdException w:name="Intense Reference" w:semiHidden="0" w:uiPriority="32" w:unhideWhenUsed="0" w:qFormat="1"/>
-    <w:lsdException w:name="Book Title" w:semiHidden="0" w:uiPriority="33" w:unhideWhenUsed="0" w:qFormat="1"/>
-    <w:lsdException w:name="Bibliography" w:uiPriority="37"/>
-    <w:lsdException w:name="TOC Heading" w:uiPriority="39" w:qFormat="1"/>
-  </w:latentStyles>
-  <w:style w:type="paragraph" w:default="1" w:styleId="a">
-    <w:name w:val="Normal"/>
-    <w:qFormat/>
-    <w:rsid w:val="00C15A9B"/>
-    <w:pPr>
-      <w:spacing w:after="0" w:line="240" w:lineRule="auto"/>
-    </w:pPr>
+  <w:style w:type="character" w:styleId="a3">
+    <w:name w:val="Hyperlink"/>
+    <w:basedOn w:val="a0"/>
+    <w:uiPriority w:val="99"/>
+    <w:unhideWhenUsed/>
+    <w:rsid w:val="0057253F"/>
     <w:rPr>
-      <w:rFonts w:ascii="Times New Roman" w:eastAsia="Times New Roman" w:hAnsi="Times New Roman" w:cs="Times New Roman"/>
-      <w:sz w:val="24"/>
-      <w:szCs w:val="24"/>
-      <w:lang w:eastAsia="ru-RU"/>
+      <w:color w:val="0000FF" w:themeColor="hyperlink"/>
+      <w:u w:val="single"/>
     </w:rPr>
-  </w:style>
-  <w:style w:type="character" w:default="1" w:styleId="a0">
-    <w:name w:val="Default Paragraph Font"/>
-    <w:uiPriority w:val="1"/>
-    <w:semiHidden/>
-    <w:unhideWhenUsed/>
-  </w:style>
-  <w:style w:type="table" w:default="1" w:styleId="a1">
-    <w:name w:val="Normal Table"/>
-    <w:uiPriority w:val="99"/>
-    <w:semiHidden/>
-    <w:unhideWhenUsed/>
-    <w:tblPr>
-      <w:tblInd w:w="0" w:type="dxa"/>
-      <w:tblCellMar>
-        <w:top w:w="0" w:type="dxa"/>
-        <w:left w:w="108" w:type="dxa"/>
-        <w:bottom w:w="0" w:type="dxa"/>
-        <w:right w:w="108" w:type="dxa"/>
-      </w:tblCellMar>
-    </w:tblPr>
-  </w:style>
-  <w:style w:type="numbering" w:default="1" w:styleId="a2">
-    <w:name w:val="No List"/>
-    <w:uiPriority w:val="99"/>
-    <w:semiHidden/>
-    <w:unhideWhenUsed/>
   </w:style>
 </w:styles>
 </file>

--- a/assets/templates/Templates/095У_справка_шаблон.docx
+++ b/assets/templates/Templates/095У_справка_шаблон.docx
@@ -1052,10 +1052,12 @@
     </w:p>
     <w:p>
       <w:pPr>
-        <w:rPr>
-          <w:color w:val="0000FF"/>
-        </w:rPr>
+        <w:ind w:right="372"/>
+        <w:jc w:val="right"/>
       </w:pPr>
+      <w:r>
+        <w:t xml:space="preserve">Врач-терапевт [Certificate095TherapistDoctor]</w:t>
+      </w:r>
     </w:p>
     <w:p>
       <w:r>

--- a/assets/templates/Templates/095У_справка_шаблон.docx
+++ b/assets/templates/Templates/095У_справка_шаблон.docx
@@ -555,103 +555,84 @@
         <w:rPr>
           <w:b/>
         </w:rPr>
-        <w:t xml:space="preserve">причинах отсутствия ребенка, посещающего школу, детское дошкольное </w:t>
-      </w:r>
-    </w:p>
+        <w:t xml:space="preserve">причинах отсутствия ребенка, посещающего </w:t>
+      </w:r>
+      <w:r>
+        <w:rPr>
+          <w:b/>
+        </w:rPr>
+        <w:t>[Certificate095InstitutionKind]</w:t>
+      </w:r>
+    </w:p>
+    <w:p/>
     <w:p>
       <w:pPr>
         <w:jc w:val="center"/>
       </w:pPr>
       <w:r>
-        <w:rPr>
-          <w:b/>
-        </w:rPr>
-        <w:t>учреждение</w:t>
+        <w:t>Дата</w:t>
       </w:r>
       <w:r>
         <w:t xml:space="preserve"> </w:t>
       </w:r>
       <w:r>
-        <w:t>(нужное подчеркнуть)</w:t>
-      </w:r>
-    </w:p>
-    <w:p/>
+        <w:t>выдачи</w:t>
+      </w:r>
+      <w:r>
+        <w:rPr>
+          <w:sz w:val="28"/>
+          <w:szCs w:val="28"/>
+        </w:rPr>
+        <w:t xml:space="preserve"> </w:t>
+      </w:r>
+      <w:r>
+        <w:t>[</w:t>
+      </w:r>
+      <w:proofErr w:type="spellStart"/>
+      <w:r>
+        <w:rPr>
+          <w:lang w:val="en-US"/>
+        </w:rPr>
+        <w:t>VisitDate</w:t>
+      </w:r>
+      <w:proofErr w:type="spellEnd"/>
+      <w:r>
+        <w:t>_</w:t>
+      </w:r>
+      <w:r>
+        <w:rPr>
+          <w:lang w:val="en-US"/>
+        </w:rPr>
+        <w:t>DATEFULL</w:t>
+      </w:r>
+      <w:r>
+        <w:t>].</w:t>
+      </w:r>
+    </w:p>
+    <w:p>
+      <w:r>
+        <w:t xml:space="preserve"> </w:t>
+      </w:r>
+    </w:p>
+    <w:p>
+      <w:r>
+        <w:t>[Certificate095StudentStatus]</w:t>
+      </w:r>
+    </w:p>
+    <w:p>
+      <w:r>
+        <w:t>___________________</w:t>
+      </w:r>
+      <w:r>
+        <w:t>[Certificate095EducationInstitution]</w:t>
+      </w:r>
+      <w:r>
+        <w:t>______________</w:t>
+      </w:r>
+    </w:p>
     <w:p>
       <w:pPr>
         <w:jc w:val="center"/>
-      </w:pPr>
-      <w:r>
-        <w:t>Дата</w:t>
-      </w:r>
-      <w:r>
-        <w:t xml:space="preserve"> </w:t>
-      </w:r>
-      <w:r>
-        <w:t>выдачи</w:t>
-      </w:r>
-      <w:r>
-        <w:rPr>
-          <w:sz w:val="28"/>
-          <w:szCs w:val="28"/>
-        </w:rPr>
-        <w:t xml:space="preserve"> </w:t>
-      </w:r>
-      <w:r>
-        <w:t>[</w:t>
-      </w:r>
-      <w:proofErr w:type="spellStart"/>
-      <w:r>
-        <w:rPr>
-          <w:lang w:val="en-US"/>
-        </w:rPr>
-        <w:t>VisitDate</w:t>
-      </w:r>
-      <w:proofErr w:type="spellEnd"/>
-      <w:r>
-        <w:t>_</w:t>
-      </w:r>
-      <w:r>
-        <w:rPr>
-          <w:lang w:val="en-US"/>
-        </w:rPr>
-        <w:t>DATEFULL</w:t>
-      </w:r>
-      <w:r>
-        <w:t>].</w:t>
-      </w:r>
-    </w:p>
-    <w:p>
-      <w:r>
-        <w:t xml:space="preserve"> </w:t>
-      </w:r>
-    </w:p>
-    <w:p>
-      <w:r>
-        <w:t>Студенту, учащемуся,  ребенку,  посещающему  дошкольное учреждение</w:t>
-      </w:r>
-    </w:p>
-    <w:p>
-      <w:r>
-        <w:t>(нужное подчеркнуть)</w:t>
-      </w:r>
-    </w:p>
-    <w:p>
-      <w:r>
-        <w:t>___________________</w:t>
-      </w:r>
-      <w:r>
-        <w:rPr>
-          <w:color w:val="FF0000"/>
-        </w:rPr>
-        <w:t>[Certificate095EducationInstitution]</w:t>
-      </w:r>
-      <w:r>
-        <w:t>______________</w:t>
-      </w:r>
-    </w:p>
-    <w:p>
-      <w:pPr>
-        <w:jc w:val="center"/>
         <w:rPr>
           <w:sz w:val="20"/>
           <w:szCs w:val="20"/>
@@ -826,9 +807,6 @@
         <w:t>_________________</w:t>
       </w:r>
       <w:r>
-        <w:rPr>
-          <w:color w:val="FF0000"/>
-        </w:rPr>
         <w:t>[Certificate095Diagnosis]</w:t>
       </w:r>
       <w:r>
@@ -844,17 +822,33 @@
     <w:p/>
     <w:p>
       <w:r>
-        <w:t>Наличие контакта с инфекционными больными (нет, да, какими)</w:t>
-      </w:r>
-      <w:r>
-        <w:t xml:space="preserve"> _____________________ </w:t>
+        <w:t xml:space="preserve">Наличие контакта с инфекционными больными </w:t>
+      </w:r>
+      <w:r>
+        <w:t>____________</w:t>
+      </w:r>
+      <w:r>
+        <w:t>[Certificate095InfectiousContact]</w:t>
+      </w:r>
+      <w:r>
+        <w:t xml:space="preserve">____________________ </w:t>
       </w:r>
     </w:p>
     <w:p>
       <w:pPr>
-        <w:jc w:val="center"/>
+        <w:tabs>
+          <w:tab w:val="right" w:leader="underscore" w:pos="9355"/>
+        </w:tabs>
       </w:pPr>
       <w:r>
+        <w:t>[Certificate095InfectiousContactWho]</w:t>
+      </w:r>
+      <w:r>
+        <w:tab/>
+      </w:r>
+    </w:p>
+    <w:p>
+      <w:r>
         <w:t>_______________________________________________</w:t>
       </w:r>
       <w:r>
@@ -863,12 +857,11 @@
       <w:r>
         <w:t xml:space="preserve">___________________ </w:t>
       </w:r>
-      <w:r>
-        <w:rPr>
-          <w:sz w:val="20"/>
-          <w:szCs w:val="20"/>
-        </w:rPr>
-        <w:t>(подчеркнуть, вписать)</w:t>
+    </w:p>
+    <w:p/>
+    <w:p>
+      <w:r>
+        <w:t>освобожден от занятий, посещений детского дошкольного учреждения</w:t>
       </w:r>
     </w:p>
     <w:p>
@@ -879,46 +872,29 @@
         <w:t>___________</w:t>
       </w:r>
       <w:r>
-        <w:t xml:space="preserve">___________________ </w:t>
+        <w:t>___________________</w:t>
+      </w:r>
+      <w:r>
+        <w:t xml:space="preserve"> </w:t>
+      </w:r>
+    </w:p>
+    <w:p>
+      <w:r>
+        <w:t>_______________________________________________</w:t>
+      </w:r>
+      <w:r>
+        <w:t>___________</w:t>
+      </w:r>
+      <w:r>
+        <w:t>___________________</w:t>
+      </w:r>
+      <w:r>
+        <w:t xml:space="preserve"> </w:t>
       </w:r>
     </w:p>
     <w:p/>
     <w:p>
       <w:r>
-        <w:t>освобожден от занятий, посещений детского дошкольного учреждения</w:t>
-      </w:r>
-    </w:p>
-    <w:p>
-      <w:r>
-        <w:t>_______________________________________________</w:t>
-      </w:r>
-      <w:r>
-        <w:t>___________</w:t>
-      </w:r>
-      <w:r>
-        <w:t>___________________</w:t>
-      </w:r>
-      <w:r>
-        <w:t xml:space="preserve"> </w:t>
-      </w:r>
-    </w:p>
-    <w:p>
-      <w:r>
-        <w:t>_______________________________________________</w:t>
-      </w:r>
-      <w:r>
-        <w:t>___________</w:t>
-      </w:r>
-      <w:r>
-        <w:t>___________________</w:t>
-      </w:r>
-      <w:r>
-        <w:t xml:space="preserve"> </w:t>
-      </w:r>
-    </w:p>
-    <w:p/>
-    <w:p>
-      <w:r>
         <w:t xml:space="preserve">         с </w:t>
       </w:r>
       <w:r>
@@ -978,17 +954,11 @@
         <w:t xml:space="preserve"> _</w:t>
       </w:r>
       <w:r>
-        <w:rPr>
-          <w:color w:val="FF0000"/>
-        </w:rPr>
         <w:t xml:space="preserve">[Certificate095SickLeaveEnd] </w:t>
       </w:r>
       <w:bookmarkStart w:id="1" w:name="_GoBack"/>
       <w:bookmarkEnd w:id="1"/>
       <w:r>
-        <w:rPr>
-          <w:color w:val="FF0000"/>
-        </w:rPr>
         <w:t xml:space="preserve"> </w:t>
       </w:r>
       <w:r>
@@ -1003,30 +973,18 @@
         <w:t xml:space="preserve">         с ___</w:t>
       </w:r>
       <w:r>
-        <w:rPr>
-          <w:color w:val="FF0000"/>
-        </w:rPr>
         <w:t>[Certificate095ExtensionStart]</w:t>
       </w:r>
       <w:r>
-        <w:rPr>
-          <w:color w:val="FF0000"/>
-        </w:rPr>
         <w:t xml:space="preserve">________________ </w:t>
       </w:r>
       <w:r>
         <w:t>по ______</w:t>
       </w:r>
       <w:r>
-        <w:rPr>
-          <w:color w:val="FF0000"/>
-        </w:rPr>
         <w:t>_</w:t>
       </w:r>
       <w:r>
-        <w:rPr>
-          <w:color w:val="FF0000"/>
-        </w:rPr>
         <w:t xml:space="preserve">[Certificate095ExtensionEnd] </w:t>
       </w:r>
       <w:r>
